--- a/templates/QUICK REPORT/DEFECT IR/tx-lv-sides.docx
+++ b/templates/QUICK REPORT/DEFECT IR/tx-lv-sides.docx
@@ -59,7 +59,7 @@
               <w:spacing w:after="0" w:line="240" w:lineRule="auto"/>
               <w:jc w:val="center"/>
               <w:rPr>
-                <w:rFonts w:ascii="Tahoma" w:hAnsi="Tahoma" w:cs="Tahoma"/>
+                <w:rFonts w:cstheme="minorHAnsi"/>
               </w:rPr>
             </w:pPr>
             <w:bookmarkStart w:id="0" w:name="_Hlk192926836"/>
@@ -67,6 +67,7 @@
             <w:bookmarkStart w:id="2" w:name="_Hlk192926782"/>
             <w:r>
               <w:rPr>
+                <w:rFonts w:cstheme="minorHAnsi"/>
                 <w:noProof/>
                 <w:lang w:eastAsia="en-MY"/>
               </w:rPr>
@@ -132,26 +133,14 @@
               <w:spacing w:after="0" w:line="240" w:lineRule="auto"/>
               <w:ind w:left="147"/>
               <w:rPr>
-                <w:rFonts w:ascii="Tahoma" w:hAnsi="Tahoma" w:cs="Tahoma"/>
-              </w:rPr>
-            </w:pPr>
-            <w:r>
-              <w:rPr>
-                <w:rFonts w:ascii="Tahoma" w:hAnsi="Tahoma" w:cs="Tahoma"/>
-              </w:rPr>
-              <w:t>S</w:t>
-            </w:r>
-            <w:r>
-              <w:rPr>
-                <w:rFonts w:ascii="Tahoma" w:hAnsi="Tahoma" w:cs="Tahoma"/>
-              </w:rPr>
-              <w:t>ubs</w:t>
-            </w:r>
-            <w:r>
-              <w:rPr>
-                <w:rFonts w:ascii="Tahoma" w:hAnsi="Tahoma" w:cs="Tahoma"/>
-              </w:rPr>
-              <w:t>tation</w:t>
+                <w:rFonts w:cstheme="minorHAnsi"/>
+              </w:rPr>
+            </w:pPr>
+            <w:r>
+              <w:rPr>
+                <w:rFonts w:cstheme="minorHAnsi"/>
+              </w:rPr>
+              <w:t>Substation</w:t>
             </w:r>
           </w:p>
         </w:tc>
@@ -166,12 +155,12 @@
               <w:spacing w:after="0" w:line="240" w:lineRule="auto"/>
               <w:ind w:left="139"/>
               <w:rPr>
-                <w:rFonts w:ascii="Tahoma" w:hAnsi="Tahoma" w:cs="Tahoma"/>
-              </w:rPr>
-            </w:pPr>
-            <w:r>
-              <w:rPr>
-                <w:rFonts w:ascii="Tahoma" w:hAnsi="Tahoma" w:cs="Tahoma"/>
+                <w:rFonts w:cstheme="minorHAnsi"/>
+              </w:rPr>
+            </w:pPr>
+            <w:r>
+              <w:rPr>
+                <w:rFonts w:cstheme="minorHAnsi"/>
               </w:rPr>
               <w:t>{{ substation.name_erms }}</w:t>
             </w:r>
@@ -188,24 +177,18 @@
               <w:spacing w:after="0" w:line="240" w:lineRule="auto"/>
               <w:ind w:left="142"/>
               <w:rPr>
-                <w:rFonts w:ascii="Tahoma" w:hAnsi="Tahoma" w:cs="Tahoma"/>
-              </w:rPr>
-            </w:pPr>
-            <w:r>
-              <w:rPr>
-                <w:rFonts w:ascii="Tahoma" w:hAnsi="Tahoma" w:cs="Tahoma"/>
-              </w:rPr>
-              <w:t>Date:</w:t>
-            </w:r>
-            <w:r>
-              <w:rPr>
-                <w:rFonts w:ascii="Tahoma" w:hAnsi="Tahoma" w:cs="Tahoma"/>
-              </w:rPr>
-              <w:t xml:space="preserve"> </w:t>
-            </w:r>
-            <w:r>
-              <w:rPr>
-                <w:rFonts w:ascii="Tahoma" w:hAnsi="Tahoma" w:cs="Tahoma"/>
+                <w:rFonts w:cstheme="minorHAnsi"/>
+              </w:rPr>
+            </w:pPr>
+            <w:r>
+              <w:rPr>
+                <w:rFonts w:cstheme="minorHAnsi"/>
+              </w:rPr>
+              <w:t xml:space="preserve">Date: </w:t>
+            </w:r>
+            <w:r>
+              <w:rPr>
+                <w:rFonts w:cstheme="minorHAnsi"/>
               </w:rPr>
               <w:t>{{ substation.date }}</w:t>
             </w:r>
@@ -225,7 +208,7 @@
               <w:spacing w:after="0" w:line="240" w:lineRule="auto"/>
               <w:jc w:val="center"/>
               <w:rPr>
-                <w:rFonts w:ascii="Tahoma" w:hAnsi="Tahoma" w:cs="Tahoma"/>
+                <w:rFonts w:cstheme="minorHAnsi"/>
                 <w:b/>
                 <w:u w:val="single"/>
               </w:rPr>
@@ -236,18 +219,19 @@
           <w:tcPr>
             <w:tcW w:w="1701" w:type="dxa"/>
             <w:gridSpan w:val="3"/>
+            <w:vAlign w:val="center"/>
           </w:tcPr>
           <w:p>
             <w:pPr>
               <w:spacing w:after="0" w:line="240" w:lineRule="auto"/>
               <w:ind w:left="142"/>
               <w:rPr>
-                <w:rFonts w:ascii="Tahoma" w:hAnsi="Tahoma" w:cs="Tahoma"/>
-              </w:rPr>
-            </w:pPr>
-            <w:r>
-              <w:rPr>
-                <w:rFonts w:ascii="Tahoma" w:hAnsi="Tahoma" w:cs="Tahoma"/>
+                <w:rFonts w:cstheme="minorHAnsi"/>
+              </w:rPr>
+            </w:pPr>
+            <w:r>
+              <w:rPr>
+                <w:rFonts w:cstheme="minorHAnsi"/>
               </w:rPr>
               <w:t>Equipment</w:t>
             </w:r>
@@ -257,19 +241,20 @@
           <w:tcPr>
             <w:tcW w:w="1542" w:type="dxa"/>
             <w:gridSpan w:val="2"/>
+            <w:vAlign w:val="center"/>
           </w:tcPr>
           <w:p>
             <w:pPr>
               <w:spacing w:after="0" w:line="240" w:lineRule="auto"/>
               <w:ind w:left="139"/>
               <w:rPr>
-                <w:rFonts w:ascii="Tahoma" w:hAnsi="Tahoma" w:cs="Tahoma"/>
-                <w:sz w:val="20"/>
-              </w:rPr>
-            </w:pPr>
-            <w:r>
-              <w:rPr>
-                <w:rFonts w:ascii="Tahoma" w:hAnsi="Tahoma" w:cs="Tahoma"/>
+                <w:rFonts w:cstheme="minorHAnsi"/>
+                <w:sz w:val="20"/>
+              </w:rPr>
+            </w:pPr>
+            <w:r>
+              <w:rPr>
+                <w:rFonts w:cstheme="minorHAnsi"/>
                 <w:sz w:val="20"/>
                 <w:szCs w:val="20"/>
               </w:rPr>
@@ -281,18 +266,19 @@
           <w:tcPr>
             <w:tcW w:w="1718" w:type="dxa"/>
             <w:gridSpan w:val="9"/>
+            <w:vAlign w:val="center"/>
           </w:tcPr>
           <w:p>
             <w:pPr>
               <w:spacing w:after="0" w:line="240" w:lineRule="auto"/>
               <w:ind w:left="139"/>
               <w:rPr>
-                <w:rFonts w:ascii="Tahoma" w:hAnsi="Tahoma" w:cs="Tahoma"/>
-              </w:rPr>
-            </w:pPr>
-            <w:r>
-              <w:rPr>
-                <w:rFonts w:ascii="Tahoma" w:hAnsi="Tahoma" w:cs="Tahoma"/>
+                <w:rFonts w:cstheme="minorHAnsi"/>
+              </w:rPr>
+            </w:pPr>
+            <w:r>
+              <w:rPr>
+                <w:rFonts w:cstheme="minorHAnsi"/>
               </w:rPr>
               <w:t>Manufacturer</w:t>
             </w:r>
@@ -302,18 +288,19 @@
           <w:tcPr>
             <w:tcW w:w="1560" w:type="dxa"/>
             <w:gridSpan w:val="2"/>
+            <w:vAlign w:val="center"/>
           </w:tcPr>
           <w:p>
             <w:pPr>
               <w:spacing w:after="0" w:line="240" w:lineRule="auto"/>
               <w:ind w:left="139"/>
               <w:rPr>
-                <w:rFonts w:ascii="Tahoma" w:hAnsi="Tahoma" w:cs="Tahoma"/>
-              </w:rPr>
-            </w:pPr>
-            <w:r>
-              <w:rPr>
-                <w:rFonts w:ascii="Tahoma" w:hAnsi="Tahoma" w:cs="Tahoma"/>
+                <w:rFonts w:cstheme="minorHAnsi"/>
+              </w:rPr>
+            </w:pPr>
+            <w:r>
+              <w:rPr>
+                <w:rFonts w:cstheme="minorHAnsi"/>
               </w:rPr>
               <w:t>{{ tx.manufacturer }}</w:t>
             </w:r>
@@ -323,24 +310,25 @@
           <w:tcPr>
             <w:tcW w:w="1984" w:type="dxa"/>
             <w:gridSpan w:val="5"/>
+            <w:vAlign w:val="center"/>
           </w:tcPr>
           <w:p>
             <w:pPr>
               <w:spacing w:after="0" w:line="240" w:lineRule="auto"/>
               <w:ind w:left="142"/>
               <w:rPr>
-                <w:rFonts w:ascii="Tahoma" w:hAnsi="Tahoma" w:cs="Tahoma"/>
-              </w:rPr>
-            </w:pPr>
-            <w:r>
-              <w:rPr>
-                <w:rFonts w:ascii="Tahoma" w:hAnsi="Tahoma" w:cs="Tahoma"/>
+                <w:rFonts w:cstheme="minorHAnsi"/>
+              </w:rPr>
+            </w:pPr>
+            <w:r>
+              <w:rPr>
+                <w:rFonts w:cstheme="minorHAnsi"/>
               </w:rPr>
               <w:t xml:space="preserve">Time: </w:t>
             </w:r>
             <w:r>
               <w:rPr>
-                <w:rFonts w:ascii="Tahoma" w:hAnsi="Tahoma" w:cs="Tahoma"/>
+                <w:rFonts w:cstheme="minorHAnsi"/>
               </w:rPr>
               <w:t>{{ substation.time }}</w:t>
             </w:r>
@@ -359,7 +347,7 @@
             <w:pPr>
               <w:spacing w:after="0" w:line="240" w:lineRule="auto"/>
               <w:rPr>
-                <w:rFonts w:ascii="Tahoma" w:hAnsi="Tahoma" w:cs="Tahoma"/>
+                <w:rFonts w:cstheme="minorHAnsi"/>
                 <w:b/>
                 <w:u w:val="single"/>
               </w:rPr>
@@ -370,18 +358,19 @@
           <w:tcPr>
             <w:tcW w:w="1701" w:type="dxa"/>
             <w:gridSpan w:val="3"/>
+            <w:vAlign w:val="center"/>
           </w:tcPr>
           <w:p>
             <w:pPr>
               <w:spacing w:after="0" w:line="240" w:lineRule="auto"/>
               <w:ind w:left="142"/>
               <w:rPr>
-                <w:rFonts w:ascii="Tahoma" w:hAnsi="Tahoma" w:cs="Tahoma"/>
-              </w:rPr>
-            </w:pPr>
-            <w:r>
-              <w:rPr>
-                <w:rFonts w:ascii="Tahoma" w:hAnsi="Tahoma" w:cs="Tahoma"/>
+                <w:rFonts w:cstheme="minorHAnsi"/>
+              </w:rPr>
+            </w:pPr>
+            <w:r>
+              <w:rPr>
+                <w:rFonts w:cstheme="minorHAnsi"/>
               </w:rPr>
               <w:t>Model</w:t>
             </w:r>
@@ -391,18 +380,19 @@
           <w:tcPr>
             <w:tcW w:w="1542" w:type="dxa"/>
             <w:gridSpan w:val="2"/>
+            <w:vAlign w:val="center"/>
           </w:tcPr>
           <w:p>
             <w:pPr>
               <w:spacing w:after="0" w:line="240" w:lineRule="auto"/>
               <w:ind w:left="139"/>
               <w:rPr>
-                <w:rFonts w:ascii="Tahoma" w:hAnsi="Tahoma" w:cs="Tahoma"/>
-              </w:rPr>
-            </w:pPr>
-            <w:r>
-              <w:rPr>
-                <w:rFonts w:ascii="Tahoma" w:hAnsi="Tahoma" w:cs="Tahoma"/>
+                <w:rFonts w:cstheme="minorHAnsi"/>
+              </w:rPr>
+            </w:pPr>
+            <w:r>
+              <w:rPr>
+                <w:rFonts w:cstheme="minorHAnsi"/>
               </w:rPr>
               <w:t>{{ tx.model }}</w:t>
             </w:r>
@@ -412,18 +402,19 @@
           <w:tcPr>
             <w:tcW w:w="1718" w:type="dxa"/>
             <w:gridSpan w:val="9"/>
+            <w:vAlign w:val="center"/>
           </w:tcPr>
           <w:p>
             <w:pPr>
               <w:spacing w:after="0" w:line="240" w:lineRule="auto"/>
               <w:ind w:left="139"/>
               <w:rPr>
-                <w:rFonts w:ascii="Tahoma" w:hAnsi="Tahoma" w:cs="Tahoma"/>
-              </w:rPr>
-            </w:pPr>
-            <w:r>
-              <w:rPr>
-                <w:rFonts w:ascii="Tahoma" w:hAnsi="Tahoma" w:cs="Tahoma"/>
+                <w:rFonts w:cstheme="minorHAnsi"/>
+              </w:rPr>
+            </w:pPr>
+            <w:r>
+              <w:rPr>
+                <w:rFonts w:cstheme="minorHAnsi"/>
               </w:rPr>
               <w:t>Rating</w:t>
             </w:r>
@@ -433,18 +424,19 @@
           <w:tcPr>
             <w:tcW w:w="1560" w:type="dxa"/>
             <w:gridSpan w:val="2"/>
+            <w:vAlign w:val="center"/>
           </w:tcPr>
           <w:p>
             <w:pPr>
               <w:spacing w:after="0" w:line="240" w:lineRule="auto"/>
               <w:ind w:left="139"/>
               <w:rPr>
-                <w:rFonts w:ascii="Tahoma" w:hAnsi="Tahoma" w:cs="Tahoma"/>
-              </w:rPr>
-            </w:pPr>
-            <w:r>
-              <w:rPr>
-                <w:rFonts w:ascii="Tahoma" w:hAnsi="Tahoma" w:cs="Tahoma"/>
+                <w:rFonts w:cstheme="minorHAnsi"/>
+              </w:rPr>
+            </w:pPr>
+            <w:r>
+              <w:rPr>
+                <w:rFonts w:cstheme="minorHAnsi"/>
                 <w:color w:val="000000"/>
               </w:rPr>
               <w:t>{{ tx.rating }}</w:t>
@@ -455,24 +447,25 @@
           <w:tcPr>
             <w:tcW w:w="1984" w:type="dxa"/>
             <w:gridSpan w:val="5"/>
+            <w:vAlign w:val="center"/>
           </w:tcPr>
           <w:p>
             <w:pPr>
               <w:spacing w:after="0" w:line="240" w:lineRule="auto"/>
               <w:ind w:left="142"/>
               <w:rPr>
-                <w:rFonts w:ascii="Tahoma" w:hAnsi="Tahoma" w:cs="Tahoma"/>
-              </w:rPr>
-            </w:pPr>
-            <w:r>
-              <w:rPr>
-                <w:rFonts w:ascii="Tahoma" w:hAnsi="Tahoma" w:cs="Tahoma"/>
+                <w:rFonts w:cstheme="minorHAnsi"/>
+              </w:rPr>
+            </w:pPr>
+            <w:r>
+              <w:rPr>
+                <w:rFonts w:cstheme="minorHAnsi"/>
               </w:rPr>
               <w:t xml:space="preserve">Humidity: </w:t>
             </w:r>
             <w:r>
               <w:rPr>
-                <w:rFonts w:ascii="Tahoma" w:hAnsi="Tahoma" w:cs="Tahoma"/>
+                <w:rFonts w:cstheme="minorHAnsi"/>
               </w:rPr>
               <w:t>{{ substation.humidity }}</w:t>
             </w:r>
@@ -491,7 +484,7 @@
             <w:pPr>
               <w:spacing w:after="0" w:line="240" w:lineRule="auto"/>
               <w:rPr>
-                <w:rFonts w:ascii="Tahoma" w:hAnsi="Tahoma" w:cs="Tahoma"/>
+                <w:rFonts w:cstheme="minorHAnsi"/>
                 <w:b/>
                 <w:u w:val="single"/>
               </w:rPr>
@@ -502,18 +495,19 @@
           <w:tcPr>
             <w:tcW w:w="1701" w:type="dxa"/>
             <w:gridSpan w:val="3"/>
+            <w:vAlign w:val="center"/>
           </w:tcPr>
           <w:p>
             <w:pPr>
               <w:spacing w:after="0" w:line="240" w:lineRule="auto"/>
               <w:ind w:left="142"/>
               <w:rPr>
-                <w:rFonts w:ascii="Tahoma" w:hAnsi="Tahoma" w:cs="Tahoma"/>
-              </w:rPr>
-            </w:pPr>
-            <w:r>
-              <w:rPr>
-                <w:rFonts w:ascii="Tahoma" w:hAnsi="Tahoma" w:cs="Tahoma"/>
+                <w:rFonts w:cstheme="minorHAnsi"/>
+              </w:rPr>
+            </w:pPr>
+            <w:r>
+              <w:rPr>
+                <w:rFonts w:cstheme="minorHAnsi"/>
               </w:rPr>
               <w:t>Area</w:t>
             </w:r>
@@ -523,18 +517,19 @@
           <w:tcPr>
             <w:tcW w:w="3260" w:type="dxa"/>
             <w:gridSpan w:val="11"/>
+            <w:vAlign w:val="center"/>
           </w:tcPr>
           <w:p>
             <w:pPr>
               <w:spacing w:after="0" w:line="240" w:lineRule="auto"/>
               <w:ind w:left="139"/>
               <w:rPr>
-                <w:rFonts w:ascii="Tahoma" w:hAnsi="Tahoma" w:cs="Tahoma"/>
-              </w:rPr>
-            </w:pPr>
-            <w:r>
-              <w:rPr>
-                <w:rFonts w:ascii="Tahoma" w:hAnsi="Tahoma" w:cs="Tahoma"/>
+                <w:rFonts w:cstheme="minorHAnsi"/>
+              </w:rPr>
+            </w:pPr>
+            <w:r>
+              <w:rPr>
+                <w:rFonts w:cstheme="minorHAnsi"/>
               </w:rPr>
               <w:t>{{ tx.area }}</w:t>
             </w:r>
@@ -544,26 +539,21 @@
           <w:tcPr>
             <w:tcW w:w="1560" w:type="dxa"/>
             <w:gridSpan w:val="2"/>
+            <w:vAlign w:val="center"/>
           </w:tcPr>
           <w:p>
             <w:pPr>
               <w:spacing w:after="0" w:line="240" w:lineRule="auto"/>
               <w:ind w:left="139"/>
               <w:rPr>
-                <w:rFonts w:ascii="Tahoma" w:hAnsi="Tahoma" w:cs="Tahoma"/>
-              </w:rPr>
-            </w:pPr>
-            <w:r>
-              <w:rPr>
-                <w:rFonts w:ascii="Tahoma" w:hAnsi="Tahoma" w:cs="Tahoma"/>
-              </w:rPr>
-              <w:t>Tx</w:t>
-            </w:r>
-            <w:r>
-              <w:rPr>
-                <w:rFonts w:ascii="Tahoma" w:hAnsi="Tahoma" w:cs="Tahoma"/>
-              </w:rPr>
-              <w:t xml:space="preserve"> No.</w:t>
+                <w:rFonts w:cstheme="minorHAnsi"/>
+              </w:rPr>
+            </w:pPr>
+            <w:r>
+              <w:rPr>
+                <w:rFonts w:cstheme="minorHAnsi"/>
+              </w:rPr>
+              <w:t>Tx No.</w:t>
             </w:r>
           </w:p>
         </w:tc>
@@ -571,18 +561,19 @@
           <w:tcPr>
             <w:tcW w:w="1984" w:type="dxa"/>
             <w:gridSpan w:val="5"/>
+            <w:vAlign w:val="center"/>
           </w:tcPr>
           <w:p>
             <w:pPr>
               <w:spacing w:after="0" w:line="240" w:lineRule="auto"/>
               <w:ind w:left="142"/>
               <w:rPr>
-                <w:rFonts w:ascii="Tahoma" w:hAnsi="Tahoma" w:cs="Tahoma"/>
-              </w:rPr>
-            </w:pPr>
-            <w:r>
-              <w:rPr>
-                <w:rFonts w:ascii="Tahoma" w:hAnsi="Tahoma" w:cs="Tahoma"/>
+                <w:rFonts w:cstheme="minorHAnsi"/>
+              </w:rPr>
+            </w:pPr>
+            <w:r>
+              <w:rPr>
+                <w:rFonts w:cstheme="minorHAnsi"/>
               </w:rPr>
               <w:t>{{ tx.number }}</w:t>
             </w:r>
@@ -604,12 +595,12 @@
               <w:spacing w:after="0" w:line="240" w:lineRule="auto"/>
               <w:jc w:val="center"/>
               <w:rPr>
-                <w:rFonts w:ascii="Tahoma" w:hAnsi="Tahoma" w:cs="Tahoma"/>
-              </w:rPr>
-            </w:pPr>
-            <w:r>
-              <w:rPr>
-                <w:rFonts w:ascii="Tahoma" w:hAnsi="Tahoma" w:cs="Tahoma"/>
+                <w:rFonts w:cstheme="minorHAnsi"/>
+              </w:rPr>
+            </w:pPr>
+            <w:r>
+              <w:rPr>
+                <w:rFonts w:cstheme="minorHAnsi"/>
               </w:rPr>
               <w:t>Location</w:t>
             </w:r>
@@ -629,12 +620,12 @@
               <w:spacing w:after="0" w:line="240" w:lineRule="auto"/>
               <w:ind w:left="142"/>
               <w:rPr>
-                <w:rFonts w:ascii="Tahoma" w:hAnsi="Tahoma" w:cs="Tahoma"/>
-              </w:rPr>
-            </w:pPr>
-            <w:r>
-              <w:rPr>
-                <w:rFonts w:ascii="Tahoma" w:hAnsi="Tahoma" w:cs="Tahoma"/>
+                <w:rFonts w:cstheme="minorHAnsi"/>
+              </w:rPr>
+            </w:pPr>
+            <w:r>
+              <w:rPr>
+                <w:rFonts w:cstheme="minorHAnsi"/>
               </w:rPr>
               <w:t>{{ tx.location }}</w:t>
             </w:r>
@@ -655,7 +646,7 @@
             <w:pPr>
               <w:spacing w:after="0" w:line="240" w:lineRule="auto"/>
               <w:rPr>
-                <w:rFonts w:ascii="Tahoma" w:hAnsi="Tahoma" w:cs="Tahoma"/>
+                <w:rFonts w:cstheme="minorHAnsi"/>
                 <w:b/>
                 <w:sz w:val="16"/>
                 <w:u w:val="single"/>
@@ -677,7 +668,7 @@
             <w:pPr>
               <w:spacing w:after="0" w:line="240" w:lineRule="auto"/>
               <w:rPr>
-                <w:rFonts w:ascii="Tahoma" w:hAnsi="Tahoma" w:cs="Tahoma"/>
+                <w:rFonts w:cstheme="minorHAnsi"/>
                 <w:b/>
                 <w:sz w:val="10"/>
                 <w:szCs w:val="16"/>
@@ -701,7 +692,7 @@
             <w:pPr>
               <w:spacing w:after="0" w:line="240" w:lineRule="auto"/>
               <w:rPr>
-                <w:rFonts w:ascii="Tahoma" w:hAnsi="Tahoma" w:cs="Tahoma"/>
+                <w:rFonts w:cstheme="minorHAnsi"/>
                 <w:b/>
                 <w:sz w:val="10"/>
                 <w:szCs w:val="16"/>
@@ -723,7 +714,7 @@
             <w:pPr>
               <w:spacing w:after="0" w:line="240" w:lineRule="auto"/>
               <w:rPr>
-                <w:rFonts w:ascii="Tahoma" w:hAnsi="Tahoma" w:cs="Tahoma"/>
+                <w:rFonts w:cstheme="minorHAnsi"/>
                 <w:b/>
                 <w:sz w:val="10"/>
                 <w:szCs w:val="16"/>
@@ -746,7 +737,7 @@
             <w:pPr>
               <w:spacing w:after="0" w:line="240" w:lineRule="auto"/>
               <w:rPr>
-                <w:rFonts w:ascii="Tahoma" w:hAnsi="Tahoma" w:cs="Tahoma"/>
+                <w:rFonts w:cstheme="minorHAnsi"/>
                 <w:b/>
                 <w:u w:val="single"/>
               </w:rPr>
@@ -767,12 +758,12 @@
               <w:spacing w:after="0" w:line="240" w:lineRule="auto"/>
               <w:jc w:val="center"/>
               <w:rPr>
-                <w:rFonts w:ascii="Tahoma" w:hAnsi="Tahoma" w:cs="Tahoma"/>
-              </w:rPr>
-            </w:pPr>
-            <w:r>
-              <w:rPr>
-                <w:rFonts w:ascii="Tahoma" w:hAnsi="Tahoma" w:cs="Tahoma"/>
+                <w:rFonts w:cstheme="minorHAnsi"/>
+              </w:rPr>
+            </w:pPr>
+            <w:r>
+              <w:rPr>
+                <w:rFonts w:cstheme="minorHAnsi"/>
                 <w:b/>
               </w:rPr>
               <w:t>IR IMAGE</w:t>
@@ -795,7 +786,7 @@
               <w:spacing w:after="0" w:line="240" w:lineRule="auto"/>
               <w:jc w:val="center"/>
               <w:rPr>
-                <w:rFonts w:ascii="Tahoma" w:hAnsi="Tahoma" w:cs="Tahoma"/>
+                <w:rFonts w:cstheme="minorHAnsi"/>
                 <w:b/>
                 <w:u w:val="single"/>
               </w:rPr>
@@ -818,7 +809,7 @@
               <w:spacing w:after="0" w:line="240" w:lineRule="auto"/>
               <w:jc w:val="center"/>
               <w:rPr>
-                <w:rFonts w:ascii="Tahoma" w:hAnsi="Tahoma" w:cs="Tahoma"/>
+                <w:rFonts w:cstheme="minorHAnsi"/>
                 <w:b/>
                 <w:u w:val="single"/>
               </w:rPr>
@@ -839,13 +830,13 @@
               <w:spacing w:after="0" w:line="240" w:lineRule="auto"/>
               <w:jc w:val="center"/>
               <w:rPr>
-                <w:rFonts w:ascii="Tahoma" w:hAnsi="Tahoma" w:cs="Tahoma"/>
-                <w:b/>
-              </w:rPr>
-            </w:pPr>
-            <w:r>
-              <w:rPr>
-                <w:rFonts w:ascii="Tahoma" w:hAnsi="Tahoma" w:cs="Tahoma"/>
+                <w:rFonts w:cstheme="minorHAnsi"/>
+                <w:b/>
+              </w:rPr>
+            </w:pPr>
+            <w:r>
+              <w:rPr>
+                <w:rFonts w:cstheme="minorHAnsi"/>
                 <w:b/>
               </w:rPr>
               <w:t>VISUAL IMAGE</w:t>
@@ -864,7 +855,7 @@
             <w:pPr>
               <w:spacing w:after="0" w:line="240" w:lineRule="auto"/>
               <w:rPr>
-                <w:rFonts w:ascii="Tahoma" w:hAnsi="Tahoma" w:cs="Tahoma"/>
+                <w:rFonts w:cstheme="minorHAnsi"/>
                 <w:b/>
                 <w:u w:val="single"/>
               </w:rPr>
@@ -886,7 +877,7 @@
             <w:pPr>
               <w:spacing w:after="0" w:line="240" w:lineRule="auto"/>
               <w:rPr>
-                <w:rFonts w:ascii="Tahoma" w:hAnsi="Tahoma" w:cs="Tahoma"/>
+                <w:rFonts w:cstheme="minorHAnsi"/>
                 <w:b/>
                 <w:sz w:val="10"/>
                 <w:szCs w:val="16"/>
@@ -910,7 +901,7 @@
             <w:pPr>
               <w:spacing w:after="0" w:line="240" w:lineRule="auto"/>
               <w:rPr>
-                <w:rFonts w:ascii="Tahoma" w:hAnsi="Tahoma" w:cs="Tahoma"/>
+                <w:rFonts w:cstheme="minorHAnsi"/>
                 <w:b/>
                 <w:sz w:val="10"/>
                 <w:szCs w:val="16"/>
@@ -933,7 +924,7 @@
             <w:pPr>
               <w:spacing w:after="0" w:line="240" w:lineRule="auto"/>
               <w:rPr>
-                <w:rFonts w:ascii="Tahoma" w:hAnsi="Tahoma" w:cs="Tahoma"/>
+                <w:rFonts w:cstheme="minorHAnsi"/>
                 <w:b/>
                 <w:sz w:val="10"/>
                 <w:szCs w:val="16"/>
@@ -959,7 +950,7 @@
             <w:pPr>
               <w:spacing w:after="0" w:line="240" w:lineRule="auto"/>
               <w:rPr>
-                <w:rFonts w:ascii="Tahoma" w:hAnsi="Tahoma" w:cs="Tahoma"/>
+                <w:rFonts w:cstheme="minorHAnsi"/>
                 <w:b/>
                 <w:sz w:val="10"/>
                 <w:szCs w:val="16"/>
@@ -982,13 +973,13 @@
               <w:spacing w:after="0" w:line="240" w:lineRule="auto"/>
               <w:jc w:val="center"/>
               <w:rPr>
-                <w:rFonts w:ascii="Tahoma" w:hAnsi="Tahoma" w:cs="Tahoma"/>
-                <w:b/>
-              </w:rPr>
-            </w:pPr>
-            <w:r>
-              <w:rPr>
-                <w:rFonts w:ascii="Tahoma" w:eastAsia="Calibri" w:hAnsi="Tahoma" w:cs="Tahoma"/>
+                <w:rFonts w:cstheme="minorHAnsi"/>
+                <w:b/>
+              </w:rPr>
+            </w:pPr>
+            <w:r>
+              <w:rPr>
+                <w:rFonts w:eastAsia="Calibri" w:cstheme="minorHAnsi"/>
                 <w:b/>
                 <w:kern w:val="0"/>
                 <w14:ligatures w14:val="none"/>
@@ -1013,10 +1004,10 @@
                   <v:path o:extrusionok="f" gradientshapeok="t" o:connecttype="rect"/>
                   <o:lock v:ext="edit" aspectratio="t"/>
                 </v:shapetype>
-                <v:shape id="_x0000_i1027" type="#_x0000_t75" style="width:237.65pt;height:147.5pt" o:ole="">
+                <v:shape id="_x0000_i1029" type="#_x0000_t75" style="width:237.85pt;height:147.55pt" o:ole="">
                   <v:imagedata r:id="rId7" o:title="" croptop="1206f" cropbottom="3617f" cropleft="781f" cropright="781f"/>
                 </v:shape>
-                <w:control r:id="rId8" w:name="CIRViewer1211111131" w:shapeid="_x0000_i1027"/>
+                <w:control r:id="rId8" w:name="CIRViewer1211111131" w:shapeid="_x0000_i1029"/>
               </w:object>
             </w:r>
           </w:p>
@@ -1037,7 +1028,7 @@
               <w:spacing w:after="0" w:line="240" w:lineRule="auto"/>
               <w:jc w:val="center"/>
               <w:rPr>
-                <w:rFonts w:ascii="Tahoma" w:hAnsi="Tahoma" w:cs="Tahoma"/>
+                <w:rFonts w:cstheme="minorHAnsi"/>
                 <w:b/>
                 <w:u w:val="single"/>
               </w:rPr>
@@ -1060,7 +1051,7 @@
               <w:spacing w:after="0" w:line="240" w:lineRule="auto"/>
               <w:jc w:val="center"/>
               <w:rPr>
-                <w:rFonts w:ascii="Tahoma" w:hAnsi="Tahoma" w:cs="Tahoma"/>
+                <w:rFonts w:cstheme="minorHAnsi"/>
                 <w:b/>
                 <w:u w:val="single"/>
               </w:rPr>
@@ -1081,50 +1072,9 @@
               <w:spacing w:after="0" w:line="240" w:lineRule="auto"/>
               <w:jc w:val="center"/>
               <w:rPr>
-                <w:rFonts w:ascii="Tahoma" w:hAnsi="Tahoma" w:cs="Tahoma"/>
-              </w:rPr>
-            </w:pPr>
-            <w:r>
-              <w:rPr>
-                <w:rFonts w:ascii="Tahoma" w:hAnsi="Tahoma" w:cs="Tahoma"/>
-                <w:noProof/>
-              </w:rPr>
-              <w:drawing>
-                <wp:inline distT="0" distB="0" distL="0" distR="0" wp14:anchorId="3E38C73B" wp14:editId="233FF322">
-                  <wp:extent cx="2526030" cy="2052320"/>
-                  <wp:effectExtent l="0" t="0" r="7620" b="5080"/>
-                  <wp:docPr id="700396713" name="Picture 1"/>
-                  <wp:cNvGraphicFramePr>
-                    <a:graphicFrameLocks xmlns:a="http://schemas.openxmlformats.org/drawingml/2006/main" noChangeAspect="1"/>
-                  </wp:cNvGraphicFramePr>
-                  <a:graphic xmlns:a="http://schemas.openxmlformats.org/drawingml/2006/main">
-                    <a:graphicData uri="http://schemas.openxmlformats.org/drawingml/2006/picture">
-                      <pic:pic xmlns:pic="http://schemas.openxmlformats.org/drawingml/2006/picture">
-                        <pic:nvPicPr>
-                          <pic:cNvPr id="700396713" name=""/>
-                          <pic:cNvPicPr/>
-                        </pic:nvPicPr>
-                        <pic:blipFill>
-                          <a:blip r:embed="rId9"/>
-                          <a:stretch>
-                            <a:fillRect/>
-                          </a:stretch>
-                        </pic:blipFill>
-                        <pic:spPr>
-                          <a:xfrm>
-                            <a:off x="0" y="0"/>
-                            <a:ext cx="2526030" cy="2052320"/>
-                          </a:xfrm>
-                          <a:prstGeom prst="rect">
-                            <a:avLst/>
-                          </a:prstGeom>
-                        </pic:spPr>
-                      </pic:pic>
-                    </a:graphicData>
-                  </a:graphic>
-                </wp:inline>
-              </w:drawing>
-            </w:r>
+                <w:rFonts w:cstheme="minorHAnsi"/>
+              </w:rPr>
+            </w:pPr>
           </w:p>
         </w:tc>
         <w:tc>
@@ -1140,7 +1090,7 @@
             <w:pPr>
               <w:spacing w:after="0" w:line="240" w:lineRule="auto"/>
               <w:rPr>
-                <w:rFonts w:ascii="Tahoma" w:hAnsi="Tahoma" w:cs="Tahoma"/>
+                <w:rFonts w:cstheme="minorHAnsi"/>
                 <w:b/>
                 <w:sz w:val="10"/>
                 <w:szCs w:val="16"/>
@@ -1164,7 +1114,7 @@
             <w:pPr>
               <w:spacing w:after="0" w:line="240" w:lineRule="auto"/>
               <w:rPr>
-                <w:rFonts w:ascii="Tahoma" w:hAnsi="Tahoma" w:cs="Tahoma"/>
+                <w:rFonts w:cstheme="minorHAnsi"/>
                 <w:b/>
                 <w:sz w:val="10"/>
                 <w:u w:val="single"/>
@@ -1187,7 +1137,7 @@
             <w:pPr>
               <w:spacing w:after="0" w:line="240" w:lineRule="auto"/>
               <w:rPr>
-                <w:rFonts w:ascii="Tahoma" w:hAnsi="Tahoma" w:cs="Tahoma"/>
+                <w:rFonts w:cstheme="minorHAnsi"/>
                 <w:b/>
                 <w:sz w:val="10"/>
                 <w:u w:val="single"/>
@@ -1208,7 +1158,7 @@
             <w:pPr>
               <w:spacing w:after="0" w:line="240" w:lineRule="auto"/>
               <w:rPr>
-                <w:rFonts w:ascii="Tahoma" w:hAnsi="Tahoma" w:cs="Tahoma"/>
+                <w:rFonts w:cstheme="minorHAnsi"/>
                 <w:b/>
                 <w:sz w:val="10"/>
                 <w:u w:val="single"/>
@@ -1230,7 +1180,7 @@
             <w:pPr>
               <w:spacing w:after="0" w:line="240" w:lineRule="auto"/>
               <w:rPr>
-                <w:rFonts w:ascii="Tahoma" w:hAnsi="Tahoma" w:cs="Tahoma"/>
+                <w:rFonts w:cstheme="minorHAnsi"/>
                 <w:b/>
                 <w:u w:val="single"/>
               </w:rPr>
@@ -1250,13 +1200,13 @@
               <w:spacing w:after="0" w:line="240" w:lineRule="auto"/>
               <w:ind w:left="144"/>
               <w:rPr>
-                <w:rFonts w:ascii="Tahoma" w:hAnsi="Tahoma" w:cs="Tahoma"/>
-                <w:b/>
-              </w:rPr>
-            </w:pPr>
-            <w:r>
-              <w:rPr>
-                <w:rFonts w:ascii="Tahoma" w:hAnsi="Tahoma" w:cs="Tahoma"/>
+                <w:rFonts w:cstheme="minorHAnsi"/>
+                <w:b/>
+              </w:rPr>
+            </w:pPr>
+            <w:r>
+              <w:rPr>
+                <w:rFonts w:cstheme="minorHAnsi"/>
                 <w:b/>
               </w:rPr>
               <w:t>PARAMETER</w:t>
@@ -1277,13 +1227,13 @@
               <w:spacing w:after="0" w:line="240" w:lineRule="auto"/>
               <w:jc w:val="center"/>
               <w:rPr>
-                <w:rFonts w:ascii="Tahoma" w:hAnsi="Tahoma" w:cs="Tahoma"/>
-                <w:b/>
-              </w:rPr>
-            </w:pPr>
-            <w:r>
-              <w:rPr>
-                <w:rFonts w:ascii="Tahoma" w:hAnsi="Tahoma" w:cs="Tahoma"/>
+                <w:rFonts w:cstheme="minorHAnsi"/>
+                <w:b/>
+              </w:rPr>
+            </w:pPr>
+            <w:r>
+              <w:rPr>
+                <w:rFonts w:cstheme="minorHAnsi"/>
                 <w:b/>
               </w:rPr>
               <w:t>VALUE</w:t>
@@ -1304,7 +1254,7 @@
             <w:pPr>
               <w:spacing w:after="0" w:line="240" w:lineRule="auto"/>
               <w:rPr>
-                <w:rFonts w:ascii="Tahoma" w:hAnsi="Tahoma" w:cs="Tahoma"/>
+                <w:rFonts w:cstheme="minorHAnsi"/>
                 <w:b/>
                 <w:u w:val="single"/>
               </w:rPr>
@@ -1325,7 +1275,7 @@
             <w:pPr>
               <w:spacing w:after="0" w:line="240" w:lineRule="auto"/>
               <w:rPr>
-                <w:rFonts w:ascii="Tahoma" w:hAnsi="Tahoma" w:cs="Tahoma"/>
+                <w:rFonts w:cstheme="minorHAnsi"/>
                 <w:b/>
                 <w:u w:val="single"/>
               </w:rPr>
@@ -1346,7 +1296,7 @@
             <w:pPr>
               <w:spacing w:after="0" w:line="240" w:lineRule="auto"/>
               <w:rPr>
-                <w:rFonts w:ascii="Tahoma" w:hAnsi="Tahoma" w:cs="Tahoma"/>
+                <w:rFonts w:cstheme="minorHAnsi"/>
                 <w:b/>
                 <w:u w:val="single"/>
               </w:rPr>
@@ -1366,7 +1316,7 @@
             <w:pPr>
               <w:spacing w:after="0" w:line="240" w:lineRule="auto"/>
               <w:rPr>
-                <w:rFonts w:ascii="Tahoma" w:hAnsi="Tahoma" w:cs="Tahoma"/>
+                <w:rFonts w:cstheme="minorHAnsi"/>
                 <w:b/>
                 <w:u w:val="single"/>
               </w:rPr>
@@ -1387,7 +1337,7 @@
             <w:pPr>
               <w:spacing w:after="0" w:line="240" w:lineRule="auto"/>
               <w:rPr>
-                <w:rFonts w:ascii="Tahoma" w:hAnsi="Tahoma" w:cs="Tahoma"/>
+                <w:rFonts w:cstheme="minorHAnsi"/>
                 <w:b/>
                 <w:u w:val="single"/>
               </w:rPr>
@@ -1405,26 +1355,18 @@
               <w:spacing w:after="0" w:line="240" w:lineRule="auto"/>
               <w:ind w:left="144"/>
               <w:rPr>
-                <w:rFonts w:ascii="Tahoma" w:hAnsi="Tahoma" w:cs="Tahoma"/>
+                <w:rFonts w:cstheme="minorHAnsi"/>
                 <w:sz w:val="20"/>
                 <w:szCs w:val="18"/>
               </w:rPr>
             </w:pPr>
             <w:r>
               <w:rPr>
-                <w:rFonts w:ascii="Tahoma" w:hAnsi="Tahoma" w:cs="Tahoma"/>
+                <w:rFonts w:cstheme="minorHAnsi"/>
                 <w:sz w:val="20"/>
                 <w:szCs w:val="18"/>
               </w:rPr>
-              <w:t>Spot Temp.1 (Sp</w:t>
-            </w:r>
-            <w:r>
-              <w:rPr>
-                <w:rFonts w:ascii="Tahoma" w:hAnsi="Tahoma" w:cs="Tahoma"/>
-                <w:sz w:val="20"/>
-                <w:szCs w:val="18"/>
-              </w:rPr>
-              <w:t>1)</w:t>
+              <w:t>Spot Temp.1 (Sp1)</w:t>
             </w:r>
           </w:p>
         </w:tc>
@@ -1439,14 +1381,14 @@
               <w:spacing w:after="0" w:line="240" w:lineRule="auto"/>
               <w:jc w:val="center"/>
               <w:rPr>
-                <w:rFonts w:ascii="Tahoma" w:hAnsi="Tahoma" w:cs="Tahoma"/>
+                <w:rFonts w:cstheme="minorHAnsi"/>
                 <w:sz w:val="20"/>
                 <w:szCs w:val="18"/>
               </w:rPr>
             </w:pPr>
             <w:r>
               <w:rPr>
-                <w:rFonts w:ascii="Tahoma" w:hAnsi="Tahoma" w:cs="Tahoma"/>
+                <w:rFonts w:cstheme="minorHAnsi"/>
                 <w:sz w:val="20"/>
                 <w:szCs w:val="18"/>
               </w:rPr>
@@ -1454,15 +1396,15 @@
             </w:r>
             <w:r>
               <w:rPr>
-                <w:rFonts w:ascii="Tahoma" w:hAnsi="Tahoma" w:cs="Tahoma"/>
+                <w:rFonts w:cstheme="minorHAnsi"/>
                 <w:sz w:val="20"/>
                 <w:szCs w:val="18"/>
               </w:rPr>
-              <w:instrText xml:space="preserve">DOCVARIABLE _Fd465745061 \* MERGEFORMAT </w:instrText>
-            </w:r>
-            <w:r>
-              <w:rPr>
-                <w:rFonts w:ascii="Tahoma" w:hAnsi="Tahoma" w:cs="Tahoma"/>
+              <w:instrText xml:space="preserve">DOCVARIABLE _Fd582073998 \* MERGEFORMAT </w:instrText>
+            </w:r>
+            <w:r>
+              <w:rPr>
+                <w:rFonts w:cstheme="minorHAnsi"/>
                 <w:sz w:val="20"/>
                 <w:szCs w:val="18"/>
               </w:rPr>
@@ -1470,7 +1412,7 @@
             </w:r>
             <w:r>
               <w:rPr>
-                <w:rFonts w:ascii="Tahoma" w:hAnsi="Tahoma" w:cs="Tahoma"/>
+                <w:rFonts w:cstheme="minorHAnsi"/>
                 <w:sz w:val="20"/>
                 <w:szCs w:val="18"/>
               </w:rPr>
@@ -1478,7 +1420,7 @@
             </w:r>
             <w:r>
               <w:rPr>
-                <w:rFonts w:ascii="Tahoma" w:hAnsi="Tahoma" w:cs="Tahoma"/>
+                <w:rFonts w:cstheme="minorHAnsi"/>
                 <w:sz w:val="20"/>
                 <w:szCs w:val="18"/>
               </w:rPr>
@@ -1499,7 +1441,7 @@
             <w:pPr>
               <w:spacing w:after="0" w:line="240" w:lineRule="auto"/>
               <w:rPr>
-                <w:rFonts w:ascii="Tahoma" w:hAnsi="Tahoma" w:cs="Tahoma"/>
+                <w:rFonts w:cstheme="minorHAnsi"/>
                 <w:b/>
                 <w:u w:val="single"/>
               </w:rPr>
@@ -1517,13 +1459,13 @@
               <w:ind w:left="88" w:right="33"/>
               <w:jc w:val="both"/>
               <w:rPr>
-                <w:rFonts w:ascii="Tahoma" w:hAnsi="Tahoma" w:cs="Tahoma"/>
-                <w:b/>
-              </w:rPr>
-            </w:pPr>
-            <w:r>
-              <w:rPr>
-                <w:rFonts w:ascii="Tahoma" w:hAnsi="Tahoma" w:cs="Tahoma"/>
+                <w:rFonts w:cstheme="minorHAnsi"/>
+                <w:b/>
+              </w:rPr>
+            </w:pPr>
+            <w:r>
+              <w:rPr>
+                <w:rFonts w:cstheme="minorHAnsi"/>
                 <w:b/>
               </w:rPr>
               <w:t>PARAMETER</w:t>
@@ -1542,13 +1484,13 @@
               <w:ind w:right="33"/>
               <w:jc w:val="center"/>
               <w:rPr>
-                <w:rFonts w:ascii="Tahoma" w:hAnsi="Tahoma" w:cs="Tahoma"/>
-                <w:b/>
-              </w:rPr>
-            </w:pPr>
-            <w:r>
-              <w:rPr>
-                <w:rFonts w:ascii="Tahoma" w:hAnsi="Tahoma" w:cs="Tahoma"/>
+                <w:rFonts w:cstheme="minorHAnsi"/>
+                <w:b/>
+              </w:rPr>
+            </w:pPr>
+            <w:r>
+              <w:rPr>
+                <w:rFonts w:cstheme="minorHAnsi"/>
                 <w:b/>
               </w:rPr>
               <w:t>VALUE</w:t>
@@ -1567,7 +1509,7 @@
             <w:pPr>
               <w:spacing w:after="0" w:line="240" w:lineRule="auto"/>
               <w:rPr>
-                <w:rFonts w:ascii="Tahoma" w:hAnsi="Tahoma" w:cs="Tahoma"/>
+                <w:rFonts w:cstheme="minorHAnsi"/>
                 <w:b/>
                 <w:u w:val="single"/>
               </w:rPr>
@@ -1588,7 +1530,7 @@
             <w:pPr>
               <w:spacing w:after="0" w:line="240" w:lineRule="auto"/>
               <w:rPr>
-                <w:rFonts w:ascii="Tahoma" w:hAnsi="Tahoma" w:cs="Tahoma"/>
+                <w:rFonts w:cstheme="minorHAnsi"/>
                 <w:b/>
                 <w:u w:val="single"/>
               </w:rPr>
@@ -1606,26 +1548,18 @@
               <w:spacing w:after="0" w:line="240" w:lineRule="auto"/>
               <w:ind w:left="144"/>
               <w:rPr>
-                <w:rFonts w:ascii="Tahoma" w:hAnsi="Tahoma" w:cs="Tahoma"/>
+                <w:rFonts w:cstheme="minorHAnsi"/>
                 <w:sz w:val="20"/>
                 <w:szCs w:val="18"/>
               </w:rPr>
             </w:pPr>
             <w:r>
               <w:rPr>
-                <w:rFonts w:ascii="Tahoma" w:hAnsi="Tahoma" w:cs="Tahoma"/>
+                <w:rFonts w:cstheme="minorHAnsi"/>
                 <w:sz w:val="20"/>
                 <w:szCs w:val="18"/>
               </w:rPr>
-              <w:t>Spot Temp. 2 (Sp</w:t>
-            </w:r>
-            <w:r>
-              <w:rPr>
-                <w:rFonts w:ascii="Tahoma" w:hAnsi="Tahoma" w:cs="Tahoma"/>
-                <w:sz w:val="20"/>
-                <w:szCs w:val="18"/>
-              </w:rPr>
-              <w:t>2)</w:t>
+              <w:t>Spot Temp. 2 (Sp2)</w:t>
             </w:r>
           </w:p>
         </w:tc>
@@ -1640,14 +1574,14 @@
               <w:spacing w:after="0" w:line="240" w:lineRule="auto"/>
               <w:jc w:val="center"/>
               <w:rPr>
-                <w:rFonts w:ascii="Tahoma" w:hAnsi="Tahoma" w:cs="Tahoma"/>
+                <w:rFonts w:cstheme="minorHAnsi"/>
                 <w:sz w:val="20"/>
                 <w:szCs w:val="18"/>
               </w:rPr>
             </w:pPr>
             <w:r>
               <w:rPr>
-                <w:rFonts w:ascii="Tahoma" w:hAnsi="Tahoma" w:cs="Tahoma"/>
+                <w:rFonts w:cstheme="minorHAnsi"/>
                 <w:sz w:val="20"/>
                 <w:szCs w:val="18"/>
               </w:rPr>
@@ -1655,15 +1589,15 @@
             </w:r>
             <w:r>
               <w:rPr>
-                <w:rFonts w:ascii="Tahoma" w:hAnsi="Tahoma" w:cs="Tahoma"/>
+                <w:rFonts w:cstheme="minorHAnsi"/>
                 <w:sz w:val="20"/>
                 <w:szCs w:val="18"/>
               </w:rPr>
-              <w:instrText xml:space="preserve">DOCVARIABLE _Fd2102268043 \* MERGEFORMAT </w:instrText>
-            </w:r>
-            <w:r>
-              <w:rPr>
-                <w:rFonts w:ascii="Tahoma" w:hAnsi="Tahoma" w:cs="Tahoma"/>
+              <w:instrText xml:space="preserve">DOCVARIABLE _Fd1106608232 \* MERGEFORMAT </w:instrText>
+            </w:r>
+            <w:r>
+              <w:rPr>
+                <w:rFonts w:cstheme="minorHAnsi"/>
                 <w:sz w:val="20"/>
                 <w:szCs w:val="18"/>
               </w:rPr>
@@ -1671,7 +1605,7 @@
             </w:r>
             <w:r>
               <w:rPr>
-                <w:rFonts w:ascii="Tahoma" w:hAnsi="Tahoma" w:cs="Tahoma"/>
+                <w:rFonts w:cstheme="minorHAnsi"/>
                 <w:sz w:val="20"/>
                 <w:szCs w:val="18"/>
               </w:rPr>
@@ -1679,7 +1613,7 @@
             </w:r>
             <w:r>
               <w:rPr>
-                <w:rFonts w:ascii="Tahoma" w:hAnsi="Tahoma" w:cs="Tahoma"/>
+                <w:rFonts w:cstheme="minorHAnsi"/>
                 <w:sz w:val="20"/>
                 <w:szCs w:val="18"/>
               </w:rPr>
@@ -1700,7 +1634,7 @@
             <w:pPr>
               <w:spacing w:after="0" w:line="240" w:lineRule="auto"/>
               <w:rPr>
-                <w:rFonts w:ascii="Tahoma" w:hAnsi="Tahoma" w:cs="Tahoma"/>
+                <w:rFonts w:cstheme="minorHAnsi"/>
                 <w:b/>
                 <w:u w:val="single"/>
               </w:rPr>
@@ -1718,14 +1652,14 @@
               <w:spacing w:after="0" w:line="240" w:lineRule="auto"/>
               <w:ind w:left="88" w:right="33"/>
               <w:rPr>
-                <w:rFonts w:ascii="Tahoma" w:hAnsi="Tahoma" w:cs="Tahoma"/>
+                <w:rFonts w:cstheme="minorHAnsi"/>
                 <w:sz w:val="20"/>
                 <w:szCs w:val="18"/>
               </w:rPr>
             </w:pPr>
             <w:r>
               <w:rPr>
-                <w:rFonts w:ascii="Tahoma" w:hAnsi="Tahoma" w:cs="Tahoma"/>
+                <w:rFonts w:cstheme="minorHAnsi"/>
                 <w:sz w:val="20"/>
                 <w:szCs w:val="18"/>
               </w:rPr>
@@ -1745,14 +1679,14 @@
               <w:ind w:right="33"/>
               <w:jc w:val="center"/>
               <w:rPr>
-                <w:rFonts w:ascii="Tahoma" w:hAnsi="Tahoma" w:cs="Tahoma"/>
+                <w:rFonts w:cstheme="minorHAnsi"/>
                 <w:sz w:val="20"/>
                 <w:szCs w:val="18"/>
               </w:rPr>
             </w:pPr>
             <w:r>
               <w:rPr>
-                <w:rFonts w:ascii="Tahoma" w:hAnsi="Tahoma" w:cs="Tahoma"/>
+                <w:rFonts w:cstheme="minorHAnsi"/>
                 <w:sz w:val="20"/>
                 <w:szCs w:val="18"/>
               </w:rPr>
@@ -1772,7 +1706,7 @@
             <w:pPr>
               <w:spacing w:after="0" w:line="240" w:lineRule="auto"/>
               <w:rPr>
-                <w:rFonts w:ascii="Tahoma" w:hAnsi="Tahoma" w:cs="Tahoma"/>
+                <w:rFonts w:cstheme="minorHAnsi"/>
                 <w:b/>
                 <w:u w:val="single"/>
               </w:rPr>
@@ -1793,7 +1727,7 @@
             <w:pPr>
               <w:spacing w:after="0" w:line="240" w:lineRule="auto"/>
               <w:rPr>
-                <w:rFonts w:ascii="Tahoma" w:hAnsi="Tahoma" w:cs="Tahoma"/>
+                <w:rFonts w:cstheme="minorHAnsi"/>
                 <w:b/>
                 <w:u w:val="single"/>
               </w:rPr>
@@ -1811,14 +1745,14 @@
               <w:spacing w:after="0" w:line="240" w:lineRule="auto"/>
               <w:ind w:left="144"/>
               <w:rPr>
-                <w:rFonts w:ascii="Tahoma" w:hAnsi="Tahoma" w:cs="Tahoma"/>
+                <w:rFonts w:cstheme="minorHAnsi"/>
                 <w:sz w:val="20"/>
                 <w:szCs w:val="18"/>
               </w:rPr>
             </w:pPr>
             <w:r>
               <w:rPr>
-                <w:rFonts w:ascii="Tahoma" w:hAnsi="Tahoma" w:cs="Tahoma"/>
+                <w:rFonts w:cstheme="minorHAnsi"/>
                 <w:sz w:val="20"/>
                 <w:szCs w:val="18"/>
               </w:rPr>
@@ -1837,14 +1771,14 @@
               <w:spacing w:after="0" w:line="240" w:lineRule="auto"/>
               <w:jc w:val="center"/>
               <w:rPr>
-                <w:rFonts w:ascii="Tahoma" w:hAnsi="Tahoma" w:cs="Tahoma"/>
+                <w:rFonts w:cstheme="minorHAnsi"/>
                 <w:sz w:val="20"/>
                 <w:szCs w:val="18"/>
               </w:rPr>
             </w:pPr>
             <w:r>
               <w:rPr>
-                <w:rFonts w:ascii="Tahoma" w:hAnsi="Tahoma" w:cs="Tahoma"/>
+                <w:rFonts w:cstheme="minorHAnsi"/>
                 <w:sz w:val="20"/>
                 <w:szCs w:val="18"/>
               </w:rPr>
@@ -1852,15 +1786,15 @@
             </w:r>
             <w:r>
               <w:rPr>
-                <w:rFonts w:ascii="Tahoma" w:hAnsi="Tahoma" w:cs="Tahoma"/>
+                <w:rFonts w:cstheme="minorHAnsi"/>
                 <w:sz w:val="20"/>
                 <w:szCs w:val="18"/>
               </w:rPr>
-              <w:instrText xml:space="preserve">DOCVARIABLE _Fd1387113551 \* MERGEFORMAT </w:instrText>
-            </w:r>
-            <w:r>
-              <w:rPr>
-                <w:rFonts w:ascii="Tahoma" w:hAnsi="Tahoma" w:cs="Tahoma"/>
+              <w:instrText xml:space="preserve">DOCVARIABLE _Fd909579298 \* MERGEFORMAT </w:instrText>
+            </w:r>
+            <w:r>
+              <w:rPr>
+                <w:rFonts w:cstheme="minorHAnsi"/>
                 <w:sz w:val="20"/>
                 <w:szCs w:val="18"/>
               </w:rPr>
@@ -1868,7 +1802,7 @@
             </w:r>
             <w:r>
               <w:rPr>
-                <w:rFonts w:ascii="Tahoma" w:hAnsi="Tahoma" w:cs="Tahoma"/>
+                <w:rFonts w:cstheme="minorHAnsi"/>
                 <w:sz w:val="20"/>
                 <w:szCs w:val="18"/>
               </w:rPr>
@@ -1876,7 +1810,7 @@
             </w:r>
             <w:r>
               <w:rPr>
-                <w:rFonts w:ascii="Tahoma" w:hAnsi="Tahoma" w:cs="Tahoma"/>
+                <w:rFonts w:cstheme="minorHAnsi"/>
                 <w:sz w:val="20"/>
                 <w:szCs w:val="18"/>
               </w:rPr>
@@ -1897,7 +1831,7 @@
             <w:pPr>
               <w:spacing w:after="0" w:line="240" w:lineRule="auto"/>
               <w:rPr>
-                <w:rFonts w:ascii="Tahoma" w:hAnsi="Tahoma" w:cs="Tahoma"/>
+                <w:rFonts w:cstheme="minorHAnsi"/>
                 <w:b/>
                 <w:u w:val="single"/>
               </w:rPr>
@@ -1915,14 +1849,14 @@
               <w:spacing w:after="0" w:line="240" w:lineRule="auto"/>
               <w:ind w:left="88" w:right="33"/>
               <w:rPr>
-                <w:rFonts w:ascii="Tahoma" w:hAnsi="Tahoma" w:cs="Tahoma"/>
+                <w:rFonts w:cstheme="minorHAnsi"/>
                 <w:sz w:val="20"/>
                 <w:szCs w:val="18"/>
               </w:rPr>
             </w:pPr>
             <w:r>
               <w:rPr>
-                <w:rFonts w:ascii="Tahoma" w:hAnsi="Tahoma" w:cs="Tahoma"/>
+                <w:rFonts w:cstheme="minorHAnsi"/>
                 <w:sz w:val="20"/>
                 <w:szCs w:val="18"/>
               </w:rPr>
@@ -1942,14 +1876,14 @@
               <w:ind w:right="33"/>
               <w:jc w:val="center"/>
               <w:rPr>
-                <w:rFonts w:ascii="Tahoma" w:hAnsi="Tahoma" w:cs="Tahoma"/>
+                <w:rFonts w:cstheme="minorHAnsi"/>
                 <w:sz w:val="20"/>
                 <w:szCs w:val="18"/>
               </w:rPr>
             </w:pPr>
             <w:r>
               <w:rPr>
-                <w:rFonts w:ascii="Tahoma" w:hAnsi="Tahoma" w:cs="Tahoma"/>
+                <w:rFonts w:cstheme="minorHAnsi"/>
                 <w:sz w:val="20"/>
                 <w:szCs w:val="18"/>
               </w:rPr>
@@ -1969,7 +1903,7 @@
             <w:pPr>
               <w:spacing w:after="0" w:line="240" w:lineRule="auto"/>
               <w:rPr>
-                <w:rFonts w:ascii="Tahoma" w:hAnsi="Tahoma" w:cs="Tahoma"/>
+                <w:rFonts w:cstheme="minorHAnsi"/>
                 <w:b/>
                 <w:u w:val="single"/>
               </w:rPr>
@@ -1990,7 +1924,7 @@
             <w:pPr>
               <w:spacing w:after="0" w:line="240" w:lineRule="auto"/>
               <w:rPr>
-                <w:rFonts w:ascii="Tahoma" w:hAnsi="Tahoma" w:cs="Tahoma"/>
+                <w:rFonts w:cstheme="minorHAnsi"/>
                 <w:b/>
                 <w:u w:val="single"/>
               </w:rPr>
@@ -2008,14 +1942,14 @@
               <w:spacing w:after="0" w:line="240" w:lineRule="auto"/>
               <w:ind w:left="144"/>
               <w:rPr>
-                <w:rFonts w:ascii="Tahoma" w:hAnsi="Tahoma" w:cs="Tahoma"/>
+                <w:rFonts w:cstheme="minorHAnsi"/>
                 <w:sz w:val="20"/>
                 <w:szCs w:val="18"/>
               </w:rPr>
             </w:pPr>
             <w:r>
               <w:rPr>
-                <w:rFonts w:ascii="Tahoma" w:hAnsi="Tahoma" w:cs="Tahoma"/>
+                <w:rFonts w:cstheme="minorHAnsi"/>
                 <w:sz w:val="20"/>
                 <w:szCs w:val="18"/>
               </w:rPr>
@@ -2034,14 +1968,14 @@
               <w:spacing w:after="0" w:line="240" w:lineRule="auto"/>
               <w:jc w:val="center"/>
               <w:rPr>
-                <w:rFonts w:ascii="Tahoma" w:hAnsi="Tahoma" w:cs="Tahoma"/>
+                <w:rFonts w:cstheme="minorHAnsi"/>
                 <w:sz w:val="20"/>
                 <w:szCs w:val="18"/>
               </w:rPr>
             </w:pPr>
             <w:r>
               <w:rPr>
-                <w:rFonts w:ascii="Tahoma" w:hAnsi="Tahoma" w:cs="Tahoma"/>
+                <w:rFonts w:cstheme="minorHAnsi"/>
                 <w:sz w:val="20"/>
                 <w:szCs w:val="20"/>
               </w:rPr>
@@ -2062,7 +1996,7 @@
             <w:pPr>
               <w:spacing w:after="0" w:line="240" w:lineRule="auto"/>
               <w:rPr>
-                <w:rFonts w:ascii="Tahoma" w:hAnsi="Tahoma" w:cs="Tahoma"/>
+                <w:rFonts w:cstheme="minorHAnsi"/>
                 <w:b/>
                 <w:u w:val="single"/>
               </w:rPr>
@@ -2080,14 +2014,14 @@
               <w:spacing w:after="0" w:line="240" w:lineRule="auto"/>
               <w:ind w:left="88" w:right="33"/>
               <w:rPr>
-                <w:rFonts w:ascii="Tahoma" w:hAnsi="Tahoma" w:cs="Tahoma"/>
+                <w:rFonts w:cstheme="minorHAnsi"/>
                 <w:sz w:val="20"/>
                 <w:szCs w:val="18"/>
               </w:rPr>
             </w:pPr>
             <w:r>
               <w:rPr>
-                <w:rFonts w:ascii="Tahoma" w:hAnsi="Tahoma" w:cs="Tahoma"/>
+                <w:rFonts w:cstheme="minorHAnsi"/>
                 <w:sz w:val="20"/>
                 <w:szCs w:val="18"/>
               </w:rPr>
@@ -2107,14 +2041,14 @@
               <w:ind w:right="33"/>
               <w:jc w:val="center"/>
               <w:rPr>
-                <w:rFonts w:ascii="Tahoma" w:hAnsi="Tahoma" w:cs="Tahoma"/>
+                <w:rFonts w:cstheme="minorHAnsi"/>
                 <w:sz w:val="20"/>
                 <w:szCs w:val="18"/>
               </w:rPr>
             </w:pPr>
             <w:r>
               <w:rPr>
-                <w:rFonts w:ascii="Tahoma" w:hAnsi="Tahoma" w:cs="Tahoma"/>
+                <w:rFonts w:cstheme="minorHAnsi"/>
                 <w:sz w:val="20"/>
                 <w:szCs w:val="18"/>
               </w:rPr>
@@ -2134,7 +2068,7 @@
             <w:pPr>
               <w:spacing w:after="0" w:line="240" w:lineRule="auto"/>
               <w:rPr>
-                <w:rFonts w:ascii="Tahoma" w:hAnsi="Tahoma" w:cs="Tahoma"/>
+                <w:rFonts w:cstheme="minorHAnsi"/>
                 <w:b/>
                 <w:u w:val="single"/>
               </w:rPr>
@@ -2155,7 +2089,7 @@
             <w:pPr>
               <w:spacing w:after="0" w:line="240" w:lineRule="auto"/>
               <w:rPr>
-                <w:rFonts w:ascii="Tahoma" w:hAnsi="Tahoma" w:cs="Tahoma"/>
+                <w:rFonts w:cstheme="minorHAnsi"/>
                 <w:b/>
                 <w:u w:val="single"/>
               </w:rPr>
@@ -2173,7 +2107,7 @@
               <w:spacing w:after="0" w:line="240" w:lineRule="auto"/>
               <w:ind w:left="144"/>
               <w:rPr>
-                <w:rFonts w:ascii="Tahoma" w:hAnsi="Tahoma" w:cs="Tahoma"/>
+                <w:rFonts w:cstheme="minorHAnsi"/>
                 <w:b/>
                 <w:sz w:val="20"/>
                 <w:szCs w:val="18"/>
@@ -2181,7 +2115,7 @@
             </w:pPr>
             <w:r>
               <w:rPr>
-                <w:rFonts w:ascii="Tahoma" w:hAnsi="Tahoma" w:cs="Tahoma"/>
+                <w:rFonts w:cstheme="minorHAnsi"/>
                 <w:sz w:val="20"/>
                 <w:szCs w:val="18"/>
               </w:rPr>
@@ -2200,14 +2134,14 @@
               <w:spacing w:after="0" w:line="240" w:lineRule="auto"/>
               <w:jc w:val="center"/>
               <w:rPr>
-                <w:rFonts w:ascii="Tahoma" w:hAnsi="Tahoma" w:cs="Tahoma"/>
+                <w:rFonts w:cstheme="minorHAnsi"/>
                 <w:sz w:val="20"/>
                 <w:szCs w:val="20"/>
               </w:rPr>
             </w:pPr>
             <w:r>
               <w:rPr>
-                <w:rFonts w:ascii="Tahoma" w:hAnsi="Tahoma" w:cs="Tahoma"/>
+                <w:rFonts w:cstheme="minorHAnsi"/>
                 <w:sz w:val="20"/>
                 <w:szCs w:val="20"/>
               </w:rPr>
@@ -2215,15 +2149,15 @@
             </w:r>
             <w:r>
               <w:rPr>
-                <w:rFonts w:ascii="Tahoma" w:hAnsi="Tahoma" w:cs="Tahoma"/>
+                <w:rFonts w:cstheme="minorHAnsi"/>
                 <w:sz w:val="20"/>
                 <w:szCs w:val="20"/>
               </w:rPr>
-              <w:instrText xml:space="preserve">DOCVARIABLE _Fd104492290 \* MERGEFORMAT </w:instrText>
-            </w:r>
-            <w:r>
-              <w:rPr>
-                <w:rFonts w:ascii="Tahoma" w:hAnsi="Tahoma" w:cs="Tahoma"/>
+              <w:instrText xml:space="preserve">DOCVARIABLE _Fd1585919281 \* MERGEFORMAT </w:instrText>
+            </w:r>
+            <w:r>
+              <w:rPr>
+                <w:rFonts w:cstheme="minorHAnsi"/>
                 <w:sz w:val="20"/>
                 <w:szCs w:val="20"/>
               </w:rPr>
@@ -2231,7 +2165,7 @@
             </w:r>
             <w:r>
               <w:rPr>
-                <w:rFonts w:ascii="Tahoma" w:hAnsi="Tahoma" w:cs="Tahoma"/>
+                <w:rFonts w:cstheme="minorHAnsi"/>
                 <w:sz w:val="20"/>
                 <w:szCs w:val="20"/>
               </w:rPr>
@@ -2239,7 +2173,7 @@
             </w:r>
             <w:r>
               <w:rPr>
-                <w:rFonts w:ascii="Tahoma" w:hAnsi="Tahoma" w:cs="Tahoma"/>
+                <w:rFonts w:cstheme="minorHAnsi"/>
                 <w:sz w:val="20"/>
                 <w:szCs w:val="20"/>
               </w:rPr>
@@ -2260,7 +2194,7 @@
             <w:pPr>
               <w:spacing w:after="0" w:line="240" w:lineRule="auto"/>
               <w:rPr>
-                <w:rFonts w:ascii="Tahoma" w:hAnsi="Tahoma" w:cs="Tahoma"/>
+                <w:rFonts w:cstheme="minorHAnsi"/>
                 <w:b/>
                 <w:u w:val="single"/>
               </w:rPr>
@@ -2281,14 +2215,14 @@
               <w:spacing w:after="0" w:line="240" w:lineRule="auto"/>
               <w:ind w:left="88" w:right="33"/>
               <w:rPr>
-                <w:rFonts w:ascii="Tahoma" w:hAnsi="Tahoma" w:cs="Tahoma"/>
+                <w:rFonts w:cstheme="minorHAnsi"/>
                 <w:sz w:val="20"/>
                 <w:szCs w:val="18"/>
               </w:rPr>
             </w:pPr>
             <w:r>
               <w:rPr>
-                <w:rFonts w:ascii="Tahoma" w:hAnsi="Tahoma" w:cs="Tahoma"/>
+                <w:rFonts w:cstheme="minorHAnsi"/>
                 <w:sz w:val="20"/>
                 <w:szCs w:val="18"/>
               </w:rPr>
@@ -2311,14 +2245,14 @@
               <w:ind w:right="33"/>
               <w:jc w:val="center"/>
               <w:rPr>
-                <w:rFonts w:ascii="Tahoma" w:hAnsi="Tahoma" w:cs="Tahoma"/>
+                <w:rFonts w:cstheme="minorHAnsi"/>
                 <w:sz w:val="20"/>
                 <w:szCs w:val="18"/>
               </w:rPr>
             </w:pPr>
             <w:r>
               <w:rPr>
-                <w:rFonts w:ascii="Tahoma" w:hAnsi="Tahoma" w:cs="Tahoma"/>
+                <w:rFonts w:cstheme="minorHAnsi"/>
                 <w:sz w:val="20"/>
                 <w:szCs w:val="18"/>
               </w:rPr>
@@ -2338,7 +2272,7 @@
             <w:pPr>
               <w:spacing w:after="0" w:line="240" w:lineRule="auto"/>
               <w:rPr>
-                <w:rFonts w:ascii="Tahoma" w:hAnsi="Tahoma" w:cs="Tahoma"/>
+                <w:rFonts w:cstheme="minorHAnsi"/>
                 <w:b/>
                 <w:u w:val="single"/>
               </w:rPr>
@@ -2359,7 +2293,7 @@
             <w:pPr>
               <w:spacing w:after="0" w:line="240" w:lineRule="auto"/>
               <w:rPr>
-                <w:rFonts w:ascii="Tahoma" w:hAnsi="Tahoma" w:cs="Tahoma"/>
+                <w:rFonts w:cstheme="minorHAnsi"/>
                 <w:b/>
                 <w:u w:val="single"/>
               </w:rPr>
@@ -2377,14 +2311,14 @@
               <w:spacing w:after="0" w:line="240" w:lineRule="auto"/>
               <w:ind w:left="144"/>
               <w:rPr>
-                <w:rFonts w:ascii="Tahoma" w:hAnsi="Tahoma" w:cs="Tahoma"/>
+                <w:rFonts w:cstheme="minorHAnsi"/>
                 <w:sz w:val="20"/>
                 <w:szCs w:val="18"/>
               </w:rPr>
             </w:pPr>
             <w:r>
               <w:rPr>
-                <w:rFonts w:ascii="Tahoma" w:hAnsi="Tahoma" w:cs="Tahoma"/>
+                <w:rFonts w:cstheme="minorHAnsi"/>
                 <w:sz w:val="20"/>
                 <w:szCs w:val="18"/>
               </w:rPr>
@@ -2403,14 +2337,14 @@
               <w:spacing w:after="0" w:line="240" w:lineRule="auto"/>
               <w:jc w:val="center"/>
               <w:rPr>
-                <w:rFonts w:ascii="Tahoma" w:hAnsi="Tahoma" w:cs="Tahoma"/>
+                <w:rFonts w:cstheme="minorHAnsi"/>
                 <w:sz w:val="20"/>
                 <w:szCs w:val="20"/>
               </w:rPr>
             </w:pPr>
             <w:r>
               <w:rPr>
-                <w:rFonts w:ascii="Tahoma" w:hAnsi="Tahoma" w:cs="Tahoma"/>
+                <w:rFonts w:cstheme="minorHAnsi"/>
                 <w:sz w:val="20"/>
                 <w:szCs w:val="18"/>
               </w:rPr>
@@ -2431,7 +2365,7 @@
             <w:pPr>
               <w:spacing w:after="0" w:line="240" w:lineRule="auto"/>
               <w:rPr>
-                <w:rFonts w:ascii="Tahoma" w:hAnsi="Tahoma" w:cs="Tahoma"/>
+                <w:rFonts w:cstheme="minorHAnsi"/>
                 <w:b/>
                 <w:u w:val="single"/>
               </w:rPr>
@@ -2452,14 +2386,14 @@
               <w:spacing w:after="0" w:line="240" w:lineRule="auto"/>
               <w:ind w:left="88" w:right="33"/>
               <w:rPr>
-                <w:rFonts w:ascii="Tahoma" w:hAnsi="Tahoma" w:cs="Tahoma"/>
+                <w:rFonts w:cstheme="minorHAnsi"/>
                 <w:sz w:val="20"/>
                 <w:szCs w:val="18"/>
               </w:rPr>
             </w:pPr>
             <w:r>
               <w:rPr>
-                <w:rFonts w:ascii="Tahoma" w:hAnsi="Tahoma" w:cs="Tahoma"/>
+                <w:rFonts w:cstheme="minorHAnsi"/>
                 <w:sz w:val="20"/>
                 <w:szCs w:val="18"/>
               </w:rPr>
@@ -2482,14 +2416,14 @@
               <w:ind w:right="33"/>
               <w:jc w:val="center"/>
               <w:rPr>
-                <w:rFonts w:ascii="Tahoma" w:hAnsi="Tahoma" w:cs="Tahoma"/>
+                <w:rFonts w:cstheme="minorHAnsi"/>
                 <w:sz w:val="20"/>
                 <w:szCs w:val="18"/>
               </w:rPr>
             </w:pPr>
             <w:r>
               <w:rPr>
-                <w:rFonts w:ascii="Tahoma" w:hAnsi="Tahoma" w:cs="Tahoma"/>
+                <w:rFonts w:cstheme="minorHAnsi"/>
                 <w:sz w:val="20"/>
                 <w:szCs w:val="18"/>
               </w:rPr>
@@ -2509,7 +2443,7 @@
             <w:pPr>
               <w:spacing w:after="0" w:line="240" w:lineRule="auto"/>
               <w:rPr>
-                <w:rFonts w:ascii="Tahoma" w:hAnsi="Tahoma" w:cs="Tahoma"/>
+                <w:rFonts w:cstheme="minorHAnsi"/>
                 <w:b/>
                 <w:u w:val="single"/>
               </w:rPr>
@@ -2530,7 +2464,7 @@
             <w:pPr>
               <w:spacing w:after="0" w:line="240" w:lineRule="auto"/>
               <w:rPr>
-                <w:rFonts w:ascii="Tahoma" w:hAnsi="Tahoma" w:cs="Tahoma"/>
+                <w:rFonts w:cstheme="minorHAnsi"/>
                 <w:b/>
                 <w:u w:val="single"/>
               </w:rPr>
@@ -2551,26 +2485,18 @@
               <w:spacing w:after="0" w:line="240" w:lineRule="auto"/>
               <w:ind w:left="144"/>
               <w:rPr>
-                <w:rFonts w:ascii="Tahoma" w:hAnsi="Tahoma" w:cs="Tahoma"/>
+                <w:rFonts w:cstheme="minorHAnsi"/>
                 <w:sz w:val="20"/>
                 <w:szCs w:val="18"/>
               </w:rPr>
             </w:pPr>
             <w:r>
               <w:rPr>
-                <w:rFonts w:ascii="Tahoma" w:hAnsi="Tahoma" w:cs="Tahoma"/>
+                <w:rFonts w:cstheme="minorHAnsi"/>
                 <w:sz w:val="20"/>
                 <w:szCs w:val="18"/>
               </w:rPr>
-              <w:t>Defect</w:t>
-            </w:r>
-            <w:r>
-              <w:rPr>
-                <w:rFonts w:ascii="Tahoma" w:hAnsi="Tahoma" w:cs="Tahoma"/>
-                <w:sz w:val="20"/>
-                <w:szCs w:val="18"/>
-              </w:rPr>
-              <w:t xml:space="preserve"> </w:t>
+              <w:t xml:space="preserve">Defect </w:t>
             </w:r>
           </w:p>
         </w:tc>
@@ -2589,19 +2515,11 @@
               <w:spacing w:after="0" w:line="240" w:lineRule="auto"/>
               <w:jc w:val="center"/>
               <w:rPr>
-                <w:rFonts w:ascii="Tahoma" w:hAnsi="Tahoma" w:cs="Tahoma"/>
+                <w:rFonts w:cstheme="minorHAnsi"/>
                 <w:sz w:val="20"/>
                 <w:szCs w:val="18"/>
               </w:rPr>
             </w:pPr>
-            <w:r>
-              <w:rPr>
-                <w:rFonts w:ascii="Tahoma" w:hAnsi="Tahoma" w:cs="Tahoma"/>
-                <w:sz w:val="18"/>
-                <w:szCs w:val="16"/>
-              </w:rPr>
-              <w:t>REPAIR IMMEDIATELY</w:t>
-            </w:r>
           </w:p>
         </w:tc>
         <w:tc>
@@ -2618,7 +2536,7 @@
             <w:pPr>
               <w:spacing w:after="0" w:line="240" w:lineRule="auto"/>
               <w:rPr>
-                <w:rFonts w:ascii="Tahoma" w:hAnsi="Tahoma" w:cs="Tahoma"/>
+                <w:rFonts w:cstheme="minorHAnsi"/>
                 <w:b/>
                 <w:u w:val="single"/>
               </w:rPr>
@@ -2642,7 +2560,7 @@
               <w:spacing w:after="0" w:line="240" w:lineRule="auto"/>
               <w:ind w:left="88" w:right="33"/>
               <w:rPr>
-                <w:rFonts w:ascii="Tahoma" w:hAnsi="Tahoma" w:cs="Tahoma"/>
+                <w:rFonts w:cstheme="minorHAnsi"/>
                 <w:sz w:val="20"/>
                 <w:szCs w:val="18"/>
               </w:rPr>
@@ -2667,7 +2585,7 @@
               <w:ind w:right="33"/>
               <w:jc w:val="center"/>
               <w:rPr>
-                <w:rFonts w:ascii="Tahoma" w:hAnsi="Tahoma" w:cs="Tahoma"/>
+                <w:rFonts w:cstheme="minorHAnsi"/>
                 <w:sz w:val="20"/>
                 <w:szCs w:val="18"/>
               </w:rPr>
@@ -2687,7 +2605,7 @@
             <w:pPr>
               <w:spacing w:after="0" w:line="240" w:lineRule="auto"/>
               <w:rPr>
-                <w:rFonts w:ascii="Tahoma" w:hAnsi="Tahoma" w:cs="Tahoma"/>
+                <w:rFonts w:cstheme="minorHAnsi"/>
                 <w:b/>
                 <w:u w:val="single"/>
               </w:rPr>
@@ -2712,7 +2630,7 @@
             <w:pPr>
               <w:spacing w:after="0" w:line="240" w:lineRule="auto"/>
               <w:rPr>
-                <w:rFonts w:ascii="Tahoma" w:hAnsi="Tahoma" w:cs="Tahoma"/>
+                <w:rFonts w:cstheme="minorHAnsi"/>
                 <w:b/>
                 <w:sz w:val="10"/>
                 <w:u w:val="single"/>
@@ -2723,7 +2641,7 @@
             <w:pPr>
               <w:spacing w:after="0" w:line="240" w:lineRule="auto"/>
               <w:rPr>
-                <w:rFonts w:ascii="Tahoma" w:hAnsi="Tahoma" w:cs="Tahoma"/>
+                <w:rFonts w:cstheme="minorHAnsi"/>
                 <w:b/>
                 <w:sz w:val="10"/>
                 <w:u w:val="single"/>
@@ -2746,7 +2664,7 @@
             <w:pPr>
               <w:spacing w:after="0" w:line="240" w:lineRule="auto"/>
               <w:rPr>
-                <w:rFonts w:ascii="Tahoma" w:hAnsi="Tahoma" w:cs="Tahoma"/>
+                <w:rFonts w:cstheme="minorHAnsi"/>
                 <w:b/>
                 <w:sz w:val="6"/>
                 <w:u w:val="single"/>
@@ -2767,7 +2685,7 @@
             <w:pPr>
               <w:spacing w:after="0" w:line="240" w:lineRule="auto"/>
               <w:rPr>
-                <w:rFonts w:ascii="Tahoma" w:hAnsi="Tahoma" w:cs="Tahoma"/>
+                <w:rFonts w:cstheme="minorHAnsi"/>
                 <w:b/>
                 <w:sz w:val="10"/>
                 <w:u w:val="single"/>
@@ -2793,7 +2711,7 @@
             <w:pPr>
               <w:spacing w:after="0" w:line="240" w:lineRule="auto"/>
               <w:rPr>
-                <w:rFonts w:ascii="Tahoma" w:hAnsi="Tahoma" w:cs="Tahoma"/>
+                <w:rFonts w:cstheme="minorHAnsi"/>
                 <w:b/>
                 <w:sz w:val="10"/>
                 <w:u w:val="single"/>
@@ -2816,7 +2734,7 @@
             <w:pPr>
               <w:spacing w:after="0" w:line="240" w:lineRule="auto"/>
               <w:rPr>
-                <w:rFonts w:ascii="Tahoma" w:hAnsi="Tahoma" w:cs="Tahoma"/>
+                <w:rFonts w:cstheme="minorHAnsi"/>
                 <w:b/>
                 <w:sz w:val="10"/>
                 <w:u w:val="single"/>
@@ -2837,7 +2755,7 @@
             <w:pPr>
               <w:spacing w:after="0" w:line="240" w:lineRule="auto"/>
               <w:rPr>
-                <w:rFonts w:ascii="Tahoma" w:hAnsi="Tahoma" w:cs="Tahoma"/>
+                <w:rFonts w:cstheme="minorHAnsi"/>
                 <w:b/>
                 <w:sz w:val="10"/>
                 <w:u w:val="single"/>
@@ -2860,7 +2778,7 @@
             <w:pPr>
               <w:spacing w:after="0" w:line="240" w:lineRule="auto"/>
               <w:rPr>
-                <w:rFonts w:ascii="Tahoma" w:hAnsi="Tahoma" w:cs="Tahoma"/>
+                <w:rFonts w:cstheme="minorHAnsi"/>
                 <w:b/>
                 <w:u w:val="single"/>
               </w:rPr>
@@ -2883,7 +2801,7 @@
               <w:spacing w:after="0" w:line="240" w:lineRule="auto"/>
               <w:jc w:val="center"/>
               <w:rPr>
-                <w:rFonts w:ascii="Tahoma" w:hAnsi="Tahoma" w:cs="Tahoma"/>
+                <w:rFonts w:cstheme="minorHAnsi"/>
                 <w:b/>
               </w:rPr>
             </w:pPr>
@@ -2904,7 +2822,7 @@
             <w:pPr>
               <w:spacing w:after="0" w:line="240" w:lineRule="auto"/>
               <w:rPr>
-                <w:rFonts w:ascii="Tahoma" w:hAnsi="Tahoma" w:cs="Tahoma"/>
+                <w:rFonts w:cstheme="minorHAnsi"/>
                 <w:b/>
                 <w:u w:val="single"/>
               </w:rPr>
@@ -2927,7 +2845,7 @@
               <w:spacing w:after="0" w:line="240" w:lineRule="auto"/>
               <w:jc w:val="center"/>
               <w:rPr>
-                <w:rFonts w:ascii="Tahoma" w:hAnsi="Tahoma" w:cs="Tahoma"/>
+                <w:rFonts w:cstheme="minorHAnsi"/>
                 <w:b/>
                 <w:u w:val="single"/>
               </w:rPr>
@@ -2947,7 +2865,7 @@
             <w:pPr>
               <w:spacing w:after="0" w:line="240" w:lineRule="auto"/>
               <w:rPr>
-                <w:rFonts w:ascii="Tahoma" w:hAnsi="Tahoma" w:cs="Tahoma"/>
+                <w:rFonts w:cstheme="minorHAnsi"/>
                 <w:b/>
                 <w:u w:val="single"/>
               </w:rPr>
@@ -2972,7 +2890,7 @@
             <w:pPr>
               <w:spacing w:after="0" w:line="240" w:lineRule="auto"/>
               <w:rPr>
-                <w:rFonts w:ascii="Tahoma" w:hAnsi="Tahoma" w:cs="Tahoma"/>
+                <w:rFonts w:cstheme="minorHAnsi"/>
                 <w:b/>
                 <w:sz w:val="10"/>
                 <w:u w:val="single"/>
@@ -2995,7 +2913,7 @@
             <w:pPr>
               <w:spacing w:after="0" w:line="240" w:lineRule="auto"/>
               <w:rPr>
-                <w:rFonts w:ascii="Tahoma" w:hAnsi="Tahoma" w:cs="Tahoma"/>
+                <w:rFonts w:cstheme="minorHAnsi"/>
                 <w:b/>
                 <w:sz w:val="2"/>
                 <w:u w:val="single"/>
@@ -3019,7 +2937,7 @@
             <w:pPr>
               <w:spacing w:after="0" w:line="240" w:lineRule="auto"/>
               <w:rPr>
-                <w:rFonts w:ascii="Tahoma" w:hAnsi="Tahoma" w:cs="Tahoma"/>
+                <w:rFonts w:cstheme="minorHAnsi"/>
                 <w:b/>
                 <w:sz w:val="10"/>
                 <w:u w:val="single"/>
@@ -3042,7 +2960,7 @@
             <w:pPr>
               <w:spacing w:after="0" w:line="240" w:lineRule="auto"/>
               <w:rPr>
-                <w:rFonts w:ascii="Tahoma" w:hAnsi="Tahoma" w:cs="Tahoma"/>
+                <w:rFonts w:cstheme="minorHAnsi"/>
                 <w:b/>
                 <w:sz w:val="10"/>
                 <w:u w:val="single"/>
@@ -3063,7 +2981,7 @@
             <w:pPr>
               <w:spacing w:after="0" w:line="240" w:lineRule="auto"/>
               <w:rPr>
-                <w:rFonts w:ascii="Tahoma" w:hAnsi="Tahoma" w:cs="Tahoma"/>
+                <w:rFonts w:cstheme="minorHAnsi"/>
                 <w:b/>
                 <w:sz w:val="10"/>
                 <w:u w:val="single"/>
@@ -3074,7 +2992,7 @@
       </w:tr>
       <w:tr>
         <w:trPr>
-          <w:trHeight w:val="121"/>
+          <w:trHeight w:val="122"/>
         </w:trPr>
         <w:tc>
           <w:tcPr>
@@ -3089,7 +3007,7 @@
             <w:pPr>
               <w:spacing w:after="0" w:line="240" w:lineRule="auto"/>
               <w:rPr>
-                <w:rFonts w:ascii="Tahoma" w:hAnsi="Tahoma" w:cs="Tahoma"/>
+                <w:rFonts w:cstheme="minorHAnsi"/>
                 <w:b/>
                 <w:sz w:val="10"/>
                 <w:u w:val="single"/>
@@ -3115,7 +3033,7 @@
               <w:spacing w:after="0" w:line="240" w:lineRule="auto"/>
               <w:jc w:val="center"/>
               <w:rPr>
-                <w:rFonts w:ascii="Tahoma" w:hAnsi="Tahoma" w:cs="Tahoma"/>
+                <w:rFonts w:cstheme="minorHAnsi"/>
                 <w:b/>
               </w:rPr>
             </w:pPr>
@@ -3137,7 +3055,7 @@
             <w:pPr>
               <w:spacing w:after="0" w:line="240" w:lineRule="auto"/>
               <w:rPr>
-                <w:rFonts w:ascii="Tahoma" w:hAnsi="Tahoma" w:cs="Tahoma"/>
+                <w:rFonts w:cstheme="minorHAnsi"/>
                 <w:b/>
                 <w:sz w:val="10"/>
                 <w:u w:val="single"/>
@@ -3163,7 +3081,7 @@
               <w:spacing w:after="0" w:line="240" w:lineRule="auto"/>
               <w:jc w:val="center"/>
               <w:rPr>
-                <w:rFonts w:ascii="Tahoma" w:hAnsi="Tahoma" w:cs="Tahoma"/>
+                <w:rFonts w:cstheme="minorHAnsi"/>
                 <w:b/>
               </w:rPr>
             </w:pPr>
@@ -3182,7 +3100,7 @@
             <w:pPr>
               <w:spacing w:after="0" w:line="240" w:lineRule="auto"/>
               <w:rPr>
-                <w:rFonts w:ascii="Tahoma" w:hAnsi="Tahoma" w:cs="Tahoma"/>
+                <w:rFonts w:cstheme="minorHAnsi"/>
                 <w:b/>
                 <w:sz w:val="10"/>
                 <w:u w:val="single"/>
@@ -3208,7 +3126,7 @@
             <w:pPr>
               <w:spacing w:after="0" w:line="240" w:lineRule="auto"/>
               <w:rPr>
-                <w:rFonts w:ascii="Tahoma" w:hAnsi="Tahoma" w:cs="Tahoma"/>
+                <w:rFonts w:cstheme="minorHAnsi"/>
                 <w:b/>
                 <w:u w:val="single"/>
               </w:rPr>
@@ -3236,7 +3154,7 @@
               <w:spacing w:after="0" w:line="240" w:lineRule="auto"/>
               <w:jc w:val="center"/>
               <w:rPr>
-                <w:rFonts w:ascii="Tahoma" w:hAnsi="Tahoma" w:cs="Tahoma"/>
+                <w:rFonts w:cstheme="minorHAnsi"/>
               </w:rPr>
             </w:pPr>
           </w:p>
@@ -3256,7 +3174,7 @@
             <w:pPr>
               <w:spacing w:after="0" w:line="240" w:lineRule="auto"/>
               <w:rPr>
-                <w:rFonts w:ascii="Tahoma" w:hAnsi="Tahoma" w:cs="Tahoma"/>
+                <w:rFonts w:cstheme="minorHAnsi"/>
                 <w:b/>
                 <w:u w:val="single"/>
               </w:rPr>
@@ -3279,7 +3197,7 @@
             <w:pPr>
               <w:spacing w:after="0" w:line="240" w:lineRule="auto"/>
               <w:rPr>
-                <w:rFonts w:ascii="Tahoma" w:hAnsi="Tahoma" w:cs="Tahoma"/>
+                <w:rFonts w:cstheme="minorHAnsi"/>
                 <w:b/>
                 <w:u w:val="single"/>
               </w:rPr>
@@ -3299,7 +3217,7 @@
             <w:pPr>
               <w:spacing w:after="0" w:line="240" w:lineRule="auto"/>
               <w:rPr>
-                <w:rFonts w:ascii="Tahoma" w:hAnsi="Tahoma" w:cs="Tahoma"/>
+                <w:rFonts w:cstheme="minorHAnsi"/>
                 <w:b/>
                 <w:u w:val="single"/>
               </w:rPr>
@@ -3324,7 +3242,7 @@
             <w:pPr>
               <w:spacing w:after="0" w:line="240" w:lineRule="auto"/>
               <w:rPr>
-                <w:rFonts w:ascii="Tahoma" w:hAnsi="Tahoma" w:cs="Tahoma"/>
+                <w:rFonts w:cstheme="minorHAnsi"/>
                 <w:b/>
                 <w:u w:val="single"/>
               </w:rPr>
@@ -3347,7 +3265,7 @@
             <w:pPr>
               <w:spacing w:after="0" w:line="240" w:lineRule="auto"/>
               <w:rPr>
-                <w:rFonts w:ascii="Tahoma" w:hAnsi="Tahoma" w:cs="Tahoma"/>
+                <w:rFonts w:cstheme="minorHAnsi"/>
                 <w:b/>
                 <w:u w:val="single"/>
               </w:rPr>
@@ -3369,7 +3287,7 @@
             <w:pPr>
               <w:spacing w:after="0" w:line="240" w:lineRule="auto"/>
               <w:rPr>
-                <w:rFonts w:ascii="Tahoma" w:hAnsi="Tahoma" w:cs="Tahoma"/>
+                <w:rFonts w:cstheme="minorHAnsi"/>
                 <w:b/>
                 <w:u w:val="single"/>
               </w:rPr>
@@ -3392,7 +3310,7 @@
             <w:pPr>
               <w:spacing w:after="0" w:line="240" w:lineRule="auto"/>
               <w:rPr>
-                <w:rFonts w:ascii="Tahoma" w:hAnsi="Tahoma" w:cs="Tahoma"/>
+                <w:rFonts w:cstheme="minorHAnsi"/>
                 <w:b/>
                 <w:u w:val="single"/>
               </w:rPr>
@@ -3412,7 +3330,7 @@
             <w:pPr>
               <w:spacing w:after="0" w:line="240" w:lineRule="auto"/>
               <w:rPr>
-                <w:rFonts w:ascii="Tahoma" w:hAnsi="Tahoma" w:cs="Tahoma"/>
+                <w:rFonts w:cstheme="minorHAnsi"/>
                 <w:b/>
                 <w:u w:val="single"/>
               </w:rPr>
@@ -3437,7 +3355,7 @@
             <w:pPr>
               <w:spacing w:after="0" w:line="240" w:lineRule="auto"/>
               <w:rPr>
-                <w:rFonts w:ascii="Tahoma" w:hAnsi="Tahoma" w:cs="Tahoma"/>
+                <w:rFonts w:cstheme="minorHAnsi"/>
                 <w:b/>
                 <w:u w:val="single"/>
               </w:rPr>
@@ -3460,7 +3378,7 @@
             <w:pPr>
               <w:spacing w:after="0" w:line="240" w:lineRule="auto"/>
               <w:rPr>
-                <w:rFonts w:ascii="Tahoma" w:hAnsi="Tahoma" w:cs="Tahoma"/>
+                <w:rFonts w:cstheme="minorHAnsi"/>
                 <w:b/>
                 <w:u w:val="single"/>
               </w:rPr>
@@ -3482,7 +3400,7 @@
             <w:pPr>
               <w:spacing w:after="0" w:line="240" w:lineRule="auto"/>
               <w:rPr>
-                <w:rFonts w:ascii="Tahoma" w:hAnsi="Tahoma" w:cs="Tahoma"/>
+                <w:rFonts w:cstheme="minorHAnsi"/>
                 <w:b/>
                 <w:u w:val="single"/>
               </w:rPr>
@@ -3505,7 +3423,7 @@
             <w:pPr>
               <w:spacing w:after="0" w:line="240" w:lineRule="auto"/>
               <w:rPr>
-                <w:rFonts w:ascii="Tahoma" w:hAnsi="Tahoma" w:cs="Tahoma"/>
+                <w:rFonts w:cstheme="minorHAnsi"/>
                 <w:b/>
                 <w:u w:val="single"/>
               </w:rPr>
@@ -3525,7 +3443,7 @@
             <w:pPr>
               <w:spacing w:after="0" w:line="240" w:lineRule="auto"/>
               <w:rPr>
-                <w:rFonts w:ascii="Tahoma" w:hAnsi="Tahoma" w:cs="Tahoma"/>
+                <w:rFonts w:cstheme="minorHAnsi"/>
                 <w:b/>
                 <w:u w:val="single"/>
               </w:rPr>
@@ -3551,7 +3469,7 @@
             <w:pPr>
               <w:spacing w:after="0" w:line="240" w:lineRule="auto"/>
               <w:rPr>
-                <w:rFonts w:ascii="Tahoma" w:hAnsi="Tahoma" w:cs="Tahoma"/>
+                <w:rFonts w:cstheme="minorHAnsi"/>
                 <w:b/>
                 <w:sz w:val="20"/>
                 <w:u w:val="single"/>
@@ -3574,7 +3492,7 @@
             <w:pPr>
               <w:spacing w:after="0" w:line="240" w:lineRule="auto"/>
               <w:rPr>
-                <w:rFonts w:ascii="Tahoma" w:hAnsi="Tahoma" w:cs="Tahoma"/>
+                <w:rFonts w:cstheme="minorHAnsi"/>
                 <w:b/>
                 <w:sz w:val="18"/>
                 <w:u w:val="single"/>
@@ -3597,7 +3515,7 @@
             <w:pPr>
               <w:spacing w:after="0" w:line="240" w:lineRule="auto"/>
               <w:rPr>
-                <w:rFonts w:ascii="Tahoma" w:hAnsi="Tahoma" w:cs="Tahoma"/>
+                <w:rFonts w:cstheme="minorHAnsi"/>
                 <w:b/>
                 <w:u w:val="single"/>
               </w:rPr>
@@ -3619,7 +3537,7 @@
             <w:pPr>
               <w:spacing w:after="0" w:line="240" w:lineRule="auto"/>
               <w:rPr>
-                <w:rFonts w:ascii="Tahoma" w:hAnsi="Tahoma" w:cs="Tahoma"/>
+                <w:rFonts w:cstheme="minorHAnsi"/>
                 <w:b/>
                 <w:u w:val="single"/>
               </w:rPr>
@@ -3639,7 +3557,7 @@
             <w:pPr>
               <w:spacing w:after="0" w:line="240" w:lineRule="auto"/>
               <w:rPr>
-                <w:rFonts w:ascii="Tahoma" w:hAnsi="Tahoma" w:cs="Tahoma"/>
+                <w:rFonts w:cstheme="minorHAnsi"/>
                 <w:b/>
                 <w:u w:val="single"/>
               </w:rPr>
@@ -3664,7 +3582,7 @@
             <w:pPr>
               <w:spacing w:after="0" w:line="240" w:lineRule="auto"/>
               <w:rPr>
-                <w:rFonts w:ascii="Tahoma" w:hAnsi="Tahoma" w:cs="Tahoma"/>
+                <w:rFonts w:cstheme="minorHAnsi"/>
                 <w:b/>
                 <w:u w:val="single"/>
               </w:rPr>
@@ -3686,7 +3604,7 @@
             <w:pPr>
               <w:spacing w:after="0" w:line="240" w:lineRule="auto"/>
               <w:rPr>
-                <w:rFonts w:ascii="Tahoma" w:hAnsi="Tahoma" w:cs="Tahoma"/>
+                <w:rFonts w:cstheme="minorHAnsi"/>
                 <w:b/>
               </w:rPr>
             </w:pPr>
@@ -3728,7 +3646,7 @@
             <w:pPr>
               <w:spacing w:after="0" w:line="240" w:lineRule="auto"/>
               <w:rPr>
-                <w:rFonts w:ascii="Tahoma" w:hAnsi="Tahoma" w:cs="Tahoma"/>
+                <w:rFonts w:cstheme="minorHAnsi"/>
                 <w:b/>
                 <w:u w:val="single"/>
               </w:rPr>
@@ -3750,7 +3668,7 @@
             <w:pPr>
               <w:spacing w:after="0" w:line="240" w:lineRule="auto"/>
               <w:rPr>
-                <w:rFonts w:ascii="Tahoma" w:hAnsi="Tahoma" w:cs="Tahoma"/>
+                <w:rFonts w:cstheme="minorHAnsi"/>
                 <w:b/>
                 <w:u w:val="single"/>
               </w:rPr>
@@ -3774,7 +3692,7 @@
               <w:spacing w:after="0" w:line="240" w:lineRule="auto"/>
               <w:jc w:val="center"/>
               <w:rPr>
-                <w:rFonts w:ascii="Tahoma" w:hAnsi="Tahoma" w:cs="Tahoma"/>
+                <w:rFonts w:cstheme="minorHAnsi"/>
                 <w:b/>
                 <w:u w:val="single"/>
               </w:rPr>
@@ -3798,7 +3716,7 @@
               <w:spacing w:after="0" w:line="240" w:lineRule="auto"/>
               <w:jc w:val="center"/>
               <w:rPr>
-                <w:rFonts w:ascii="Tahoma" w:hAnsi="Tahoma" w:cs="Tahoma"/>
+                <w:rFonts w:cstheme="minorHAnsi"/>
                 <w:b/>
                 <w:u w:val="single"/>
               </w:rPr>
@@ -3820,7 +3738,7 @@
             <w:pPr>
               <w:spacing w:after="0" w:line="240" w:lineRule="auto"/>
               <w:rPr>
-                <w:rFonts w:ascii="Tahoma" w:hAnsi="Tahoma" w:cs="Tahoma"/>
+                <w:rFonts w:cstheme="minorHAnsi"/>
                 <w:b/>
                 <w:u w:val="single"/>
               </w:rPr>
@@ -3840,7 +3758,7 @@
             <w:pPr>
               <w:spacing w:after="0" w:line="240" w:lineRule="auto"/>
               <w:rPr>
-                <w:rFonts w:ascii="Tahoma" w:hAnsi="Tahoma" w:cs="Tahoma"/>
+                <w:rFonts w:cstheme="minorHAnsi"/>
                 <w:b/>
                 <w:u w:val="single"/>
               </w:rPr>
@@ -3865,7 +3783,7 @@
             <w:pPr>
               <w:spacing w:after="0" w:line="240" w:lineRule="auto"/>
               <w:rPr>
-                <w:rFonts w:ascii="Tahoma" w:hAnsi="Tahoma" w:cs="Tahoma"/>
+                <w:rFonts w:cstheme="minorHAnsi"/>
                 <w:b/>
                 <w:sz w:val="16"/>
                 <w:u w:val="single"/>
@@ -3888,7 +3806,7 @@
             <w:pPr>
               <w:spacing w:after="0" w:line="240" w:lineRule="auto"/>
               <w:rPr>
-                <w:rFonts w:ascii="Tahoma" w:hAnsi="Tahoma" w:cs="Tahoma"/>
+                <w:rFonts w:cstheme="minorHAnsi"/>
                 <w:b/>
                 <w:sz w:val="2"/>
                 <w:u w:val="single"/>
@@ -3932,7 +3850,7 @@
             <w:pPr>
               <w:spacing w:after="0" w:line="240" w:lineRule="auto"/>
               <w:rPr>
-                <w:rFonts w:ascii="Tahoma" w:hAnsi="Tahoma" w:cs="Tahoma"/>
+                <w:rFonts w:cstheme="minorHAnsi"/>
                 <w:b/>
                 <w:u w:val="single"/>
               </w:rPr>
@@ -3954,7 +3872,7 @@
             <w:pPr>
               <w:spacing w:after="0" w:line="240" w:lineRule="auto"/>
               <w:rPr>
-                <w:rFonts w:ascii="Tahoma" w:hAnsi="Tahoma" w:cs="Tahoma"/>
+                <w:rFonts w:cstheme="minorHAnsi"/>
                 <w:b/>
                 <w:u w:val="single"/>
               </w:rPr>
@@ -3977,7 +3895,7 @@
               <w:spacing w:after="0" w:line="240" w:lineRule="auto"/>
               <w:jc w:val="center"/>
               <w:rPr>
-                <w:rFonts w:ascii="Tahoma" w:hAnsi="Tahoma" w:cs="Tahoma"/>
+                <w:rFonts w:cstheme="minorHAnsi"/>
                 <w:b/>
               </w:rPr>
             </w:pPr>
@@ -4000,7 +3918,7 @@
               <w:spacing w:after="0" w:line="240" w:lineRule="auto"/>
               <w:jc w:val="center"/>
               <w:rPr>
-                <w:rFonts w:ascii="Tahoma" w:hAnsi="Tahoma" w:cs="Tahoma"/>
+                <w:rFonts w:cstheme="minorHAnsi"/>
                 <w:b/>
                 <w:u w:val="single"/>
               </w:rPr>
@@ -4023,7 +3941,7 @@
               <w:spacing w:after="0" w:line="240" w:lineRule="auto"/>
               <w:jc w:val="center"/>
               <w:rPr>
-                <w:rFonts w:ascii="Tahoma" w:hAnsi="Tahoma" w:cs="Tahoma"/>
+                <w:rFonts w:cstheme="minorHAnsi"/>
                 <w:b/>
                 <w:u w:val="single"/>
               </w:rPr>
@@ -4047,7 +3965,7 @@
               <w:spacing w:after="0" w:line="240" w:lineRule="auto"/>
               <w:jc w:val="center"/>
               <w:rPr>
-                <w:rFonts w:ascii="Tahoma" w:hAnsi="Tahoma" w:cs="Tahoma"/>
+                <w:rFonts w:cstheme="minorHAnsi"/>
                 <w:b/>
                 <w:u w:val="single"/>
               </w:rPr>
@@ -4070,7 +3988,7 @@
               <w:spacing w:after="0" w:line="240" w:lineRule="auto"/>
               <w:jc w:val="center"/>
               <w:rPr>
-                <w:rFonts w:ascii="Tahoma" w:hAnsi="Tahoma" w:cs="Tahoma"/>
+                <w:rFonts w:cstheme="minorHAnsi"/>
                 <w:b/>
                 <w:u w:val="single"/>
               </w:rPr>
@@ -4092,7 +4010,7 @@
             <w:pPr>
               <w:spacing w:after="0" w:line="240" w:lineRule="auto"/>
               <w:rPr>
-                <w:rFonts w:ascii="Tahoma" w:hAnsi="Tahoma" w:cs="Tahoma"/>
+                <w:rFonts w:cstheme="minorHAnsi"/>
                 <w:b/>
                 <w:u w:val="single"/>
               </w:rPr>
@@ -4112,7 +4030,7 @@
             <w:pPr>
               <w:spacing w:after="0" w:line="240" w:lineRule="auto"/>
               <w:rPr>
-                <w:rFonts w:ascii="Tahoma" w:hAnsi="Tahoma" w:cs="Tahoma"/>
+                <w:rFonts w:cstheme="minorHAnsi"/>
                 <w:b/>
                 <w:u w:val="single"/>
               </w:rPr>
@@ -4137,7 +4055,7 @@
             <w:pPr>
               <w:spacing w:after="0" w:line="240" w:lineRule="auto"/>
               <w:rPr>
-                <w:rFonts w:ascii="Tahoma" w:hAnsi="Tahoma" w:cs="Tahoma"/>
+                <w:rFonts w:cstheme="minorHAnsi"/>
                 <w:b/>
                 <w:u w:val="single"/>
               </w:rPr>
@@ -4159,7 +4077,7 @@
             <w:pPr>
               <w:spacing w:after="0" w:line="240" w:lineRule="auto"/>
               <w:rPr>
-                <w:rFonts w:ascii="Tahoma" w:hAnsi="Tahoma" w:cs="Tahoma"/>
+                <w:rFonts w:cstheme="minorHAnsi"/>
                 <w:b/>
               </w:rPr>
             </w:pPr>
@@ -4201,7 +4119,7 @@
             <w:pPr>
               <w:spacing w:after="0" w:line="240" w:lineRule="auto"/>
               <w:rPr>
-                <w:rFonts w:ascii="Tahoma" w:hAnsi="Tahoma" w:cs="Tahoma"/>
+                <w:rFonts w:cstheme="minorHAnsi"/>
                 <w:b/>
                 <w:u w:val="single"/>
               </w:rPr>
@@ -4223,7 +4141,7 @@
             <w:pPr>
               <w:spacing w:after="0" w:line="240" w:lineRule="auto"/>
               <w:rPr>
-                <w:rFonts w:ascii="Tahoma" w:hAnsi="Tahoma" w:cs="Tahoma"/>
+                <w:rFonts w:cstheme="minorHAnsi"/>
                 <w:b/>
                 <w:u w:val="single"/>
               </w:rPr>
@@ -4246,7 +4164,7 @@
               <w:spacing w:after="0" w:line="240" w:lineRule="auto"/>
               <w:jc w:val="center"/>
               <w:rPr>
-                <w:rFonts w:ascii="Tahoma" w:hAnsi="Tahoma" w:cs="Tahoma"/>
+                <w:rFonts w:cstheme="minorHAnsi"/>
                 <w:sz w:val="20"/>
                 <w:szCs w:val="20"/>
               </w:rPr>
@@ -4270,7 +4188,7 @@
               <w:spacing w:after="0" w:line="240" w:lineRule="auto"/>
               <w:jc w:val="center"/>
               <w:rPr>
-                <w:rFonts w:ascii="Tahoma" w:hAnsi="Tahoma" w:cs="Tahoma"/>
+                <w:rFonts w:cstheme="minorHAnsi"/>
                 <w:sz w:val="20"/>
                 <w:szCs w:val="20"/>
               </w:rPr>
@@ -4293,7 +4211,7 @@
               <w:spacing w:after="0" w:line="240" w:lineRule="auto"/>
               <w:jc w:val="center"/>
               <w:rPr>
-                <w:rFonts w:ascii="Tahoma" w:hAnsi="Tahoma" w:cs="Tahoma"/>
+                <w:rFonts w:cstheme="minorHAnsi"/>
                 <w:sz w:val="20"/>
                 <w:szCs w:val="20"/>
               </w:rPr>
@@ -4317,7 +4235,7 @@
               <w:spacing w:after="0" w:line="240" w:lineRule="auto"/>
               <w:jc w:val="center"/>
               <w:rPr>
-                <w:rFonts w:ascii="Tahoma" w:hAnsi="Tahoma" w:cs="Tahoma"/>
+                <w:rFonts w:cstheme="minorHAnsi"/>
                 <w:sz w:val="20"/>
                 <w:szCs w:val="20"/>
               </w:rPr>
@@ -4340,7 +4258,7 @@
               <w:spacing w:after="0" w:line="240" w:lineRule="auto"/>
               <w:jc w:val="center"/>
               <w:rPr>
-                <w:rFonts w:ascii="Tahoma" w:hAnsi="Tahoma" w:cs="Tahoma"/>
+                <w:rFonts w:cstheme="minorHAnsi"/>
                 <w:sz w:val="18"/>
                 <w:szCs w:val="18"/>
               </w:rPr>
@@ -4362,7 +4280,7 @@
             <w:pPr>
               <w:spacing w:after="0" w:line="240" w:lineRule="auto"/>
               <w:rPr>
-                <w:rFonts w:ascii="Tahoma" w:hAnsi="Tahoma" w:cs="Tahoma"/>
+                <w:rFonts w:cstheme="minorHAnsi"/>
                 <w:b/>
                 <w:u w:val="single"/>
               </w:rPr>
@@ -4382,7 +4300,7 @@
             <w:pPr>
               <w:spacing w:after="0" w:line="240" w:lineRule="auto"/>
               <w:rPr>
-                <w:rFonts w:ascii="Tahoma" w:hAnsi="Tahoma" w:cs="Tahoma"/>
+                <w:rFonts w:cstheme="minorHAnsi"/>
                 <w:b/>
                 <w:u w:val="single"/>
               </w:rPr>
@@ -4407,7 +4325,7 @@
             <w:pPr>
               <w:spacing w:after="0" w:line="240" w:lineRule="auto"/>
               <w:rPr>
-                <w:rFonts w:ascii="Tahoma" w:hAnsi="Tahoma" w:cs="Tahoma"/>
+                <w:rFonts w:cstheme="minorHAnsi"/>
                 <w:b/>
                 <w:u w:val="single"/>
               </w:rPr>
@@ -4429,7 +4347,7 @@
             <w:pPr>
               <w:spacing w:after="0" w:line="240" w:lineRule="auto"/>
               <w:rPr>
-                <w:rFonts w:ascii="Tahoma" w:hAnsi="Tahoma" w:cs="Tahoma"/>
+                <w:rFonts w:cstheme="minorHAnsi"/>
                 <w:b/>
               </w:rPr>
             </w:pPr>
@@ -4471,7 +4389,7 @@
             <w:pPr>
               <w:spacing w:after="0" w:line="240" w:lineRule="auto"/>
               <w:rPr>
-                <w:rFonts w:ascii="Tahoma" w:hAnsi="Tahoma" w:cs="Tahoma"/>
+                <w:rFonts w:cstheme="minorHAnsi"/>
                 <w:b/>
                 <w:u w:val="single"/>
               </w:rPr>
@@ -4493,7 +4411,7 @@
             <w:pPr>
               <w:spacing w:after="0" w:line="240" w:lineRule="auto"/>
               <w:rPr>
-                <w:rFonts w:ascii="Tahoma" w:hAnsi="Tahoma" w:cs="Tahoma"/>
+                <w:rFonts w:cstheme="minorHAnsi"/>
                 <w:b/>
                 <w:u w:val="single"/>
               </w:rPr>
@@ -4516,7 +4434,7 @@
               <w:spacing w:after="0" w:line="240" w:lineRule="auto"/>
               <w:jc w:val="center"/>
               <w:rPr>
-                <w:rFonts w:ascii="Tahoma" w:hAnsi="Tahoma" w:cs="Tahoma"/>
+                <w:rFonts w:cstheme="minorHAnsi"/>
                 <w:sz w:val="20"/>
                 <w:szCs w:val="20"/>
               </w:rPr>
@@ -4540,7 +4458,7 @@
               <w:spacing w:after="0" w:line="240" w:lineRule="auto"/>
               <w:jc w:val="center"/>
               <w:rPr>
-                <w:rFonts w:ascii="Tahoma" w:hAnsi="Tahoma" w:cs="Tahoma"/>
+                <w:rFonts w:cstheme="minorHAnsi"/>
                 <w:sz w:val="20"/>
                 <w:szCs w:val="20"/>
               </w:rPr>
@@ -4563,7 +4481,7 @@
               <w:spacing w:after="0" w:line="240" w:lineRule="auto"/>
               <w:jc w:val="center"/>
               <w:rPr>
-                <w:rFonts w:ascii="Tahoma" w:hAnsi="Tahoma" w:cs="Tahoma"/>
+                <w:rFonts w:cstheme="minorHAnsi"/>
                 <w:sz w:val="20"/>
                 <w:szCs w:val="20"/>
               </w:rPr>
@@ -4587,7 +4505,7 @@
               <w:spacing w:after="0" w:line="240" w:lineRule="auto"/>
               <w:jc w:val="center"/>
               <w:rPr>
-                <w:rFonts w:ascii="Tahoma" w:hAnsi="Tahoma" w:cs="Tahoma"/>
+                <w:rFonts w:cstheme="minorHAnsi"/>
                 <w:sz w:val="20"/>
                 <w:szCs w:val="20"/>
               </w:rPr>
@@ -4610,7 +4528,7 @@
               <w:spacing w:after="0" w:line="240" w:lineRule="auto"/>
               <w:jc w:val="center"/>
               <w:rPr>
-                <w:rFonts w:ascii="Tahoma" w:hAnsi="Tahoma" w:cs="Tahoma"/>
+                <w:rFonts w:cstheme="minorHAnsi"/>
                 <w:sz w:val="18"/>
                 <w:szCs w:val="18"/>
               </w:rPr>
@@ -4632,7 +4550,7 @@
             <w:pPr>
               <w:spacing w:after="0" w:line="240" w:lineRule="auto"/>
               <w:rPr>
-                <w:rFonts w:ascii="Tahoma" w:hAnsi="Tahoma" w:cs="Tahoma"/>
+                <w:rFonts w:cstheme="minorHAnsi"/>
                 <w:b/>
                 <w:u w:val="single"/>
               </w:rPr>
@@ -4652,7 +4570,7 @@
             <w:pPr>
               <w:spacing w:after="0" w:line="240" w:lineRule="auto"/>
               <w:rPr>
-                <w:rFonts w:ascii="Tahoma" w:hAnsi="Tahoma" w:cs="Tahoma"/>
+                <w:rFonts w:cstheme="minorHAnsi"/>
                 <w:b/>
                 <w:u w:val="single"/>
               </w:rPr>
@@ -4677,7 +4595,7 @@
             <w:pPr>
               <w:spacing w:after="0" w:line="240" w:lineRule="auto"/>
               <w:rPr>
-                <w:rFonts w:ascii="Tahoma" w:hAnsi="Tahoma" w:cs="Tahoma"/>
+                <w:rFonts w:cstheme="minorHAnsi"/>
                 <w:b/>
                 <w:u w:val="single"/>
               </w:rPr>
@@ -4699,7 +4617,7 @@
             <w:pPr>
               <w:spacing w:after="0" w:line="240" w:lineRule="auto"/>
               <w:rPr>
-                <w:rFonts w:ascii="Tahoma" w:hAnsi="Tahoma" w:cs="Tahoma"/>
+                <w:rFonts w:cstheme="minorHAnsi"/>
                 <w:b/>
                 <w:u w:val="single"/>
               </w:rPr>
@@ -4721,7 +4639,7 @@
             <w:pPr>
               <w:spacing w:after="0" w:line="240" w:lineRule="auto"/>
               <w:rPr>
-                <w:rFonts w:ascii="Tahoma" w:hAnsi="Tahoma" w:cs="Tahoma"/>
+                <w:rFonts w:cstheme="minorHAnsi"/>
                 <w:b/>
                 <w:u w:val="single"/>
               </w:rPr>
@@ -4743,7 +4661,7 @@
             <w:pPr>
               <w:spacing w:after="0" w:line="240" w:lineRule="auto"/>
               <w:rPr>
-                <w:rFonts w:ascii="Tahoma" w:hAnsi="Tahoma" w:cs="Tahoma"/>
+                <w:rFonts w:cstheme="minorHAnsi"/>
                 <w:b/>
                 <w:u w:val="single"/>
               </w:rPr>
@@ -4765,7 +4683,7 @@
             <w:pPr>
               <w:spacing w:after="0" w:line="240" w:lineRule="auto"/>
               <w:rPr>
-                <w:rFonts w:ascii="Tahoma" w:hAnsi="Tahoma" w:cs="Tahoma"/>
+                <w:rFonts w:cstheme="minorHAnsi"/>
                 <w:b/>
                 <w:u w:val="single"/>
               </w:rPr>
@@ -4785,7 +4703,7 @@
             <w:pPr>
               <w:spacing w:after="0" w:line="240" w:lineRule="auto"/>
               <w:rPr>
-                <w:rFonts w:ascii="Tahoma" w:hAnsi="Tahoma" w:cs="Tahoma"/>
+                <w:rFonts w:cstheme="minorHAnsi"/>
                 <w:b/>
                 <w:u w:val="single"/>
               </w:rPr>
@@ -4810,7 +4728,7 @@
             <w:pPr>
               <w:spacing w:after="0" w:line="240" w:lineRule="auto"/>
               <w:rPr>
-                <w:rFonts w:ascii="Tahoma" w:hAnsi="Tahoma" w:cs="Tahoma"/>
+                <w:rFonts w:cstheme="minorHAnsi"/>
                 <w:b/>
                 <w:sz w:val="10"/>
                 <w:u w:val="single"/>
@@ -4833,7 +4751,7 @@
             <w:pPr>
               <w:spacing w:after="0" w:line="240" w:lineRule="auto"/>
               <w:rPr>
-                <w:rFonts w:ascii="Tahoma" w:hAnsi="Tahoma" w:cs="Tahoma"/>
+                <w:rFonts w:cstheme="minorHAnsi"/>
                 <w:b/>
                 <w:sz w:val="10"/>
                 <w:u w:val="single"/>
@@ -4856,7 +4774,7 @@
             <w:pPr>
               <w:spacing w:after="0" w:line="240" w:lineRule="auto"/>
               <w:rPr>
-                <w:rFonts w:ascii="Tahoma" w:hAnsi="Tahoma" w:cs="Tahoma"/>
+                <w:rFonts w:cstheme="minorHAnsi"/>
                 <w:b/>
                 <w:sz w:val="10"/>
                 <w:u w:val="single"/>
@@ -4879,7 +4797,7 @@
             <w:pPr>
               <w:spacing w:after="0" w:line="240" w:lineRule="auto"/>
               <w:rPr>
-                <w:rFonts w:ascii="Tahoma" w:hAnsi="Tahoma" w:cs="Tahoma"/>
+                <w:rFonts w:cstheme="minorHAnsi"/>
                 <w:b/>
                 <w:sz w:val="10"/>
                 <w:u w:val="single"/>
@@ -4900,7 +4818,7 @@
             <w:pPr>
               <w:spacing w:after="0" w:line="240" w:lineRule="auto"/>
               <w:rPr>
-                <w:rFonts w:ascii="Tahoma" w:hAnsi="Tahoma" w:cs="Tahoma"/>
+                <w:rFonts w:cstheme="minorHAnsi"/>
                 <w:b/>
                 <w:sz w:val="10"/>
                 <w:u w:val="single"/>
@@ -4926,12 +4844,15 @@
           <w:p>
             <w:pPr>
               <w:ind w:left="139"/>
-            </w:pPr>
-            <w:r>
-              <w:t>Analysis &amp; Recommendations</w:t>
-            </w:r>
-            <w:r>
-              <w:t>:</w:t>
+              <w:rPr>
+                <w:rFonts w:cstheme="minorHAnsi"/>
+              </w:rPr>
+            </w:pPr>
+            <w:r>
+              <w:rPr>
+                <w:rFonts w:cstheme="minorHAnsi"/>
+              </w:rPr>
+              <w:t>Analysis &amp; Recommendations:</w:t>
             </w:r>
           </w:p>
         </w:tc>
@@ -4958,7 +4879,7 @@
               <w:ind w:left="146" w:right="141"/>
               <w:jc w:val="both"/>
               <w:rPr>
-                <w:rFonts w:ascii="Calibri,Bold" w:hAnsi="Calibri,Bold" w:cs="Calibri,Bold"/>
+                <w:rFonts w:cstheme="minorHAnsi"/>
                 <w:b/>
                 <w:bCs/>
                 <w:lang w:eastAsia="en-MY"/>
@@ -4966,16 +4887,21 @@
             </w:pPr>
             <w:r>
               <w:rPr>
+                <w:rFonts w:cstheme="minorHAnsi"/>
                 <w:b/>
                 <w:i/>
               </w:rPr>
               <w:t xml:space="preserve">Analysis: </w:t>
             </w:r>
             <w:r>
+              <w:rPr>
+                <w:rFonts w:cstheme="minorHAnsi"/>
+              </w:rPr>
               <w:t xml:space="preserve">Thermal image above indicates hot spot detected at </w:t>
             </w:r>
             <w:r>
               <w:rPr>
+                <w:rFonts w:cstheme="minorHAnsi"/>
                 <w:b/>
                 <w:bCs/>
               </w:rPr>
@@ -5002,10 +4928,13 @@
             <w:pPr>
               <w:ind w:left="146" w:right="141"/>
               <w:jc w:val="both"/>
-            </w:pPr>
-            <w:r>
-              <w:rPr>
-                <w:rFonts w:cs="Tahoma"/>
+              <w:rPr>
+                <w:rFonts w:cstheme="minorHAnsi"/>
+              </w:rPr>
+            </w:pPr>
+            <w:r>
+              <w:rPr>
+                <w:rFonts w:cstheme="minorHAnsi"/>
                 <w:b/>
                 <w:i/>
                 <w:noProof/>
@@ -5016,7 +4945,7 @@
             </w:r>
             <w:r>
               <w:rPr>
-                <w:rFonts w:cs="Tahoma"/>
+                <w:rFonts w:cstheme="minorHAnsi"/>
                 <w:noProof/>
                 <w:lang w:val="en-US"/>
               </w:rPr>
@@ -5024,7 +4953,7 @@
             </w:r>
             <w:r>
               <w:rPr>
-                <w:rFonts w:cs="Tahoma"/>
+                <w:rFonts w:cstheme="minorHAnsi"/>
                 <w:noProof/>
                 <w:lang w:val="en-US"/>
               </w:rPr>
@@ -5040,6 +4969,9 @@
     <w:p>
       <w:pPr>
         <w:pStyle w:val="NoSpacing"/>
+        <w:rPr>
+          <w:rFonts w:cstheme="minorHAnsi"/>
+        </w:rPr>
       </w:pPr>
     </w:p>
     <w:sectPr>
